--- a/Subscription Billing/Sales Service Commitments/Report Extensions/Layouts/SalesQuoteForSubscriptionBilling.docx
+++ b/Subscription Billing/Sales Service Commitments/Report Extensions/Layouts/SalesQuoteForSubscriptionBilling.docx
@@ -1,6 +1,6 @@
 
 <file path=word/document.xml><?xml version="1.0" encoding="utf-8"?>
-<w:document xmlns:wpc="http://schemas.microsoft.com/office/word/2010/wordprocessingCanvas" xmlns:cx="http://schemas.microsoft.com/office/drawing/2014/chartex" xmlns:cx1="http://schemas.microsoft.com/office/drawing/2015/9/8/chartex" xmlns:cx2="http://schemas.microsoft.com/office/drawing/2015/10/21/chartex" xmlns:cx3="http://schemas.microsoft.com/office/drawing/2016/5/9/chartex" xmlns:cx4="http://schemas.microsoft.com/office/drawing/2016/5/10/chartex" xmlns:cx5="http://schemas.microsoft.com/office/drawing/2016/5/11/chartex" xmlns:cx6="http://schemas.microsoft.com/office/drawing/2016/5/12/chartex" xmlns:cx7="http://schemas.microsoft.com/office/drawing/2016/5/13/chartex" xmlns:cx8="http://schemas.microsoft.com/office/drawing/2016/5/14/chartex" xmlns:mc="http://schemas.openxmlformats.org/markup-compatibility/2006" xmlns:aink="http://schemas.microsoft.com/office/drawing/2016/ink" xmlns:am3d="http://schemas.microsoft.com/office/drawing/2017/model3d" xmlns:o="urn:schemas-microsoft-com:office:office" xmlns:oel="http://schemas.microsoft.com/office/2019/extlst" xmlns:r="http://schemas.openxmlformats.org/officeDocument/2006/relationships" xmlns:m="http://schemas.openxmlformats.org/officeDocument/2006/math" xmlns:v="urn:schemas-microsoft-com:vml" xmlns:wp14="http://schemas.microsoft.com/office/word/2010/wordprocessingDrawing" xmlns:wp="http://schemas.openxmlformats.org/drawingml/2006/wordprocessingDrawing" xmlns:w10="urn:schemas-microsoft-com:office:word" xmlns:w="http://schemas.openxmlformats.org/wordprocessingml/2006/main" xmlns:w14="http://schemas.microsoft.com/office/word/2010/wordml" xmlns:w15="http://schemas.microsoft.com/office/word/2012/wordml" xmlns:w16cex="http://schemas.microsoft.com/office/word/2018/wordml/cex" xmlns:w16cid="http://schemas.microsoft.com/office/word/2016/wordml/cid" xmlns:w16="http://schemas.microsoft.com/office/word/2018/wordml" xmlns:w16du="http://schemas.microsoft.com/office/word/2023/wordml/word16du" xmlns:w16sdtdh="http://schemas.microsoft.com/office/word/2020/wordml/sdtdatahash" xmlns:w16sdtfl="http://schemas.microsoft.com/office/word/2024/wordml/sdtformatlock" xmlns:w16se="http://schemas.microsoft.com/office/word/2015/wordml/symex" xmlns:wpg="http://schemas.microsoft.com/office/word/2010/wordprocessingGroup" xmlns:wpi="http://schemas.microsoft.com/office/word/2010/wordprocessingInk" xmlns:wne="http://schemas.microsoft.com/office/word/2006/wordml" xmlns:wps="http://schemas.microsoft.com/office/word/2010/wordprocessingShape" mc:Ignorable="w14 w15 w16se w16cid w16 w16cex w16sdtdh w16sdtfl w16du wp14">
+<w:document xmlns:wpc="http://schemas.microsoft.com/office/word/2010/wordprocessingCanvas" xmlns:cx="http://schemas.microsoft.com/office/drawing/2014/chartex" xmlns:cx1="http://schemas.microsoft.com/office/drawing/2015/9/8/chartex" xmlns:cx2="http://schemas.microsoft.com/office/drawing/2015/10/21/chartex" xmlns:cx3="http://schemas.microsoft.com/office/drawing/2016/5/9/chartex" xmlns:cx4="http://schemas.microsoft.com/office/drawing/2016/5/10/chartex" xmlns:cx5="http://schemas.microsoft.com/office/drawing/2016/5/11/chartex" xmlns:cx6="http://schemas.microsoft.com/office/drawing/2016/5/12/chartex" xmlns:cx7="http://schemas.microsoft.com/office/drawing/2016/5/13/chartex" xmlns:cx8="http://schemas.microsoft.com/office/drawing/2016/5/14/chartex" xmlns:mc="http://schemas.openxmlformats.org/markup-compatibility/2006" xmlns:aink="http://schemas.microsoft.com/office/drawing/2016/ink" xmlns:am3d="http://schemas.microsoft.com/office/drawing/2017/model3d" xmlns:o="urn:schemas-microsoft-com:office:office" xmlns:oel="http://schemas.microsoft.com/office/2019/extlst" xmlns:r="http://schemas.openxmlformats.org/officeDocument/2006/relationships" xmlns:m="http://schemas.openxmlformats.org/officeDocument/2006/math" xmlns:v="urn:schemas-microsoft-com:vml" xmlns:wp14="http://schemas.microsoft.com/office/word/2010/wordprocessingDrawing" xmlns:wp="http://schemas.openxmlformats.org/drawingml/2006/wordprocessingDrawing" xmlns:w10="urn:schemas-microsoft-com:office:word" xmlns:w="http://schemas.openxmlformats.org/wordprocessingml/2006/main" xmlns:w14="http://schemas.microsoft.com/office/word/2010/wordml" xmlns:w15="http://schemas.microsoft.com/office/word/2012/wordml" xmlns:w16cex="http://schemas.microsoft.com/office/word/2018/wordml/cex" xmlns:w16cid="http://schemas.microsoft.com/office/word/2016/wordml/cid" xmlns:w16="http://schemas.microsoft.com/office/word/2018/wordml" xmlns:w16du="http://schemas.microsoft.com/office/word/2023/wordml/word16du" xmlns:w16sdtdh="http://schemas.microsoft.com/office/word/2020/wordml/sdtdatahash" xmlns:w16se="http://schemas.microsoft.com/office/word/2015/wordml/symex" xmlns:wpg="http://schemas.microsoft.com/office/word/2010/wordprocessingGroup" xmlns:wpi="http://schemas.microsoft.com/office/word/2010/wordprocessingInk" xmlns:wne="http://schemas.microsoft.com/office/word/2006/wordml" xmlns:wps="http://schemas.microsoft.com/office/word/2010/wordprocessingShape" mc:Ignorable="w14 w15 w16se w16cid w16 w16cex w16sdtdh w16du wp14">
   <w:body>
     <w:tbl>
       <w:tblPr>
@@ -1334,14 +1334,14 @@
                   </w:tcPr>
                   <w:sdt>
                     <w:sdtPr>
-                      <w:alias w:val="#Nav: /Header/Line/ItemNo_Line"/>
-                      <w:tag w:val="#Nav: Standard_Sales_Quote/1304"/>
                       <w:id w:val="-2121442473"/>
                       <w:placeholder>
                         <w:docPart w:val="DefaultPlaceholder_-1854013440"/>
                       </w:placeholder>
                       <w:dataBinding w:prefixMappings="xmlns:ns0='urn:microsoft-dynamics-nav/reports/Standard_Sales_Quote/1304/'" w:xpath="/ns0:NavWordReportXmlPart[1]/ns0:Header[1]/ns0:Line[1]/ns0:ItemNo_Line[1]" w:storeItemID="{10F32A25-0764-41A6-AA55-EE249EC4B40C}"/>
                       <w:text/>
+                      <w:alias w:val="#Nav: /Header/Line/ItemNo_Line"/>
+                      <w:tag w:val="#Nav: Standard_Sales_Quote/1304"/>
                     </w:sdtPr>
                     <w:sdtContent>
                       <w:p>
@@ -1360,14 +1360,14 @@
                   </w:tcPr>
                   <w:sdt>
                     <w:sdtPr>
-                      <w:alias w:val="#Nav: /Header/Line/Description_Line"/>
-                      <w:tag w:val="#Nav: Standard_Sales_Quote/1304"/>
                       <w:id w:val="1955366360"/>
                       <w:placeholder>
                         <w:docPart w:val="DefaultPlaceholder_-1854013440"/>
                       </w:placeholder>
                       <w:dataBinding w:prefixMappings="xmlns:ns0='urn:microsoft-dynamics-nav/reports/Standard_Sales_Quote/1304/'" w:xpath="/ns0:NavWordReportXmlPart[1]/ns0:Header[1]/ns0:Line[1]/ns0:Description_Line[1]" w:storeItemID="{10F32A25-0764-41A6-AA55-EE249EC4B40C}"/>
                       <w:text/>
+                      <w:alias w:val="#Nav: /Header/Line/Description_Line"/>
+                      <w:tag w:val="#Nav: Standard_Sales_Quote/1304"/>
                     </w:sdtPr>
                     <w:sdtContent>
                       <w:p>
@@ -1386,17 +1386,20 @@
                   </w:tcPr>
                   <w:sdt>
                     <w:sdtPr>
-                      <w:alias w:val="#Nav: /Header/Line/Quantity_Line"/>
-                      <w:tag w:val="#Nav: Standard_Sales_Quote/1304"/>
                       <w:id w:val="-334069486"/>
                       <w:placeholder>
                         <w:docPart w:val="DefaultPlaceholder_-1854013440"/>
                       </w:placeholder>
                       <w:dataBinding w:prefixMappings="xmlns:ns0='urn:microsoft-dynamics-nav/reports/Standard_Sales_Quote/1304/'" w:xpath="/ns0:NavWordReportXmlPart[1]/ns0:Header[1]/ns0:Line[1]/ns0:Quantity_Line[1]" w:storeItemID="{10F32A25-0764-41A6-AA55-EE249EC4B40C}"/>
                       <w:text/>
+                      <w:alias w:val="#Nav: /Header/Line/Quantity_Line"/>
+                      <w:tag w:val="#Nav: Standard_Sales_Quote/1304"/>
                     </w:sdtPr>
                     <w:sdtContent>
                       <w:p>
+                        <w:pPr>
+                          <w:jc w:val="right"/>
+                        </w:pPr>
                         <w:proofErr w:type="spellStart"/>
                         <w:r>
                           <w:t>Quantity_Line</w:t>
@@ -1412,14 +1415,14 @@
                   </w:tcPr>
                   <w:sdt>
                     <w:sdtPr>
-                      <w:alias w:val="#Nav: /Header/Line/UnitOfMeasure"/>
-                      <w:tag w:val="#Nav: Standard_Sales_Quote/1304"/>
                       <w:id w:val="537851695"/>
                       <w:placeholder>
                         <w:docPart w:val="DefaultPlaceholder_-1854013440"/>
                       </w:placeholder>
                       <w:dataBinding w:prefixMappings="xmlns:ns0='urn:microsoft-dynamics-nav/reports/Standard_Sales_Quote/1304/'" w:xpath="/ns0:NavWordReportXmlPart[1]/ns0:Header[1]/ns0:Line[1]/ns0:UnitOfMeasure[1]" w:storeItemID="{10F32A25-0764-41A6-AA55-EE249EC4B40C}"/>
                       <w:text/>
+                      <w:alias w:val="#Nav: /Header/Line/UnitOfMeasure"/>
+                      <w:tag w:val="#Nav: Standard_Sales_Quote/1304"/>
                     </w:sdtPr>
                     <w:sdtContent>
                       <w:p>
@@ -1438,20 +1441,17 @@
                   </w:tcPr>
                   <w:sdt>
                     <w:sdtPr>
-                      <w:alias w:val="#Nav: /Header/Line/UnitPrice"/>
-                      <w:tag w:val="#Nav: Standard_Sales_Quote/1304"/>
                       <w:id w:val="-1506663094"/>
                       <w:placeholder>
                         <w:docPart w:val="DefaultPlaceholder_-1854013440"/>
                       </w:placeholder>
                       <w:dataBinding w:prefixMappings="xmlns:ns0='urn:microsoft-dynamics-nav/reports/Standard_Sales_Quote/1304/'" w:xpath="/ns0:NavWordReportXmlPart[1]/ns0:Header[1]/ns0:Line[1]/ns0:UnitPrice[1]" w:storeItemID="{10F32A25-0764-41A6-AA55-EE249EC4B40C}"/>
                       <w:text/>
+                      <w:alias w:val="#Nav: /Header/Line/UnitPrice"/>
+                      <w:tag w:val="#Nav: Standard_Sales_Quote/1304"/>
                     </w:sdtPr>
                     <w:sdtContent>
                       <w:p>
-                        <w:pPr>
-                          <w:pStyle w:val="RightAlligned"/>
-                        </w:pPr>
                         <w:proofErr w:type="spellStart"/>
                         <w:r>
                           <w:t>UnitPrice</w:t>
@@ -1467,20 +1467,17 @@
                   </w:tcPr>
                   <w:sdt>
                     <w:sdtPr>
-                      <w:alias w:val="#Nav: /Header/Line/LineDiscountPercentText_Line"/>
-                      <w:tag w:val="#Nav: Standard_Sales_Quote/1304"/>
                       <w:id w:val="-297914308"/>
                       <w:placeholder>
                         <w:docPart w:val="DefaultPlaceholder_-1854013440"/>
                       </w:placeholder>
                       <w:dataBinding w:prefixMappings="xmlns:ns0='urn:microsoft-dynamics-nav/reports/Standard_Sales_Quote/1304/'" w:xpath="/ns0:NavWordReportXmlPart[1]/ns0:Header[1]/ns0:Line[1]/ns0:LineDiscountPercentText_Line[1]" w:storeItemID="{10F32A25-0764-41A6-AA55-EE249EC4B40C}"/>
                       <w:text/>
+                      <w:alias w:val="#Nav: /Header/Line/LineDiscountPercentText_Line"/>
+                      <w:tag w:val="#Nav: Standard_Sales_Quote/1304"/>
                     </w:sdtPr>
                     <w:sdtContent>
                       <w:p>
-                        <w:pPr>
-                          <w:pStyle w:val="RightAlligned"/>
-                        </w:pPr>
                         <w:proofErr w:type="spellStart"/>
                         <w:r>
                           <w:t>LineDiscountPercentText_Line</w:t>
@@ -1496,20 +1493,17 @@
                   </w:tcPr>
                   <w:sdt>
                     <w:sdtPr>
-                      <w:alias w:val="#Nav: /Header/Line/VATPct_Line"/>
-                      <w:tag w:val="#Nav: Standard_Sales_Quote/1304"/>
                       <w:id w:val="1966537103"/>
                       <w:placeholder>
                         <w:docPart w:val="DefaultPlaceholder_-1854013440"/>
                       </w:placeholder>
                       <w:dataBinding w:prefixMappings="xmlns:ns0='urn:microsoft-dynamics-nav/reports/Standard_Sales_Quote/1304/'" w:xpath="/ns0:NavWordReportXmlPart[1]/ns0:Header[1]/ns0:Line[1]/ns0:VATPct_Line[1]" w:storeItemID="{10F32A25-0764-41A6-AA55-EE249EC4B40C}"/>
                       <w:text/>
+                      <w:alias w:val="#Nav: /Header/Line/VATPct_Line"/>
+                      <w:tag w:val="#Nav: Standard_Sales_Quote/1304"/>
                     </w:sdtPr>
                     <w:sdtContent>
                       <w:p>
-                        <w:pPr>
-                          <w:pStyle w:val="RightAlligned"/>
-                        </w:pPr>
                         <w:proofErr w:type="spellStart"/>
                         <w:r>
                           <w:t>VATPct_Line</w:t>
@@ -1528,20 +1522,17 @@
                   </w:tcPr>
                   <w:sdt>
                     <w:sdtPr>
-                      <w:alias w:val="#Nav: /Header/Line/LineAmount_Line"/>
-                      <w:tag w:val="#Nav: Standard_Sales_Quote/1304"/>
                       <w:id w:val="-544834613"/>
                       <w:placeholder>
                         <w:docPart w:val="DefaultPlaceholder_-1854013440"/>
                       </w:placeholder>
                       <w:dataBinding w:prefixMappings="xmlns:ns0='urn:microsoft-dynamics-nav/reports/Standard_Sales_Quote/1304/'" w:xpath="/ns0:NavWordReportXmlPart[1]/ns0:Header[1]/ns0:Line[1]/ns0:LineAmount_Line[1]" w:storeItemID="{10F32A25-0764-41A6-AA55-EE249EC4B40C}"/>
                       <w:text/>
+                      <w:alias w:val="#Nav: /Header/Line/LineAmount_Line"/>
+                      <w:tag w:val="#Nav: Standard_Sales_Quote/1304"/>
                     </w:sdtPr>
                     <w:sdtContent>
                       <w:p>
-                        <w:pPr>
-                          <w:pStyle w:val="RightAlligned"/>
-                        </w:pPr>
                         <w:proofErr w:type="spellStart"/>
                         <w:r>
                           <w:t>LineAmount_Line</w:t>
@@ -1593,7 +1584,6 @@
                           </w:tcPr>
                           <w:p>
                             <w:pPr>
-                              <w:pStyle w:val="NoSpacing"/>
                               <w:rPr>
                                 <w:i/>
                                 <w:iCs/>
@@ -1615,19 +1605,18 @@
                                 <w:sz w:val="18"/>
                                 <w:szCs w:val="18"/>
                               </w:rPr>
-                              <w:alias w:val="#Nav: /Header/Line/ServiceCommitmentHeaderForSalesLine/ServiceCommitmentForLineDescription_Lbl"/>
-                              <w:tag w:val="#Nav: Standard_Sales_Quote/1304"/>
                               <w:id w:val="1837876626"/>
                               <w:placeholder>
                                 <w:docPart w:val="DefaultPlaceholder_-1854013440"/>
                               </w:placeholder>
                               <w:dataBinding w:prefixMappings="xmlns:ns0='urn:microsoft-dynamics-nav/reports/Standard_Sales_Quote/1304/'" w:xpath="/ns0:NavWordReportXmlPart[1]/ns0:Header[1]/ns0:Line[1]/ns0:ServiceCommitmentHeaderForSalesLine[1]/ns0:ServiceCommitmentForLineDescription_Lbl[1]" w:storeItemID="{10F32A25-0764-41A6-AA55-EE249EC4B40C}"/>
                               <w:text/>
+                              <w:alias w:val="#Nav: /Header/Line/ServiceCommitmentHeaderForSalesLine/ServiceCommitmentForLineDescription_Lbl"/>
+                              <w:tag w:val="#Nav: Standard_Sales_Quote/1304"/>
                             </w:sdtPr>
                             <w:sdtContent>
                               <w:p>
                                 <w:pPr>
-                                  <w:pStyle w:val="NoSpacing"/>
                                   <w:rPr>
                                     <w:i/>
                                     <w:iCs/>
@@ -1656,7 +1645,7 @@
                           </w:tcPr>
                           <w:p>
                             <w:pPr>
-                              <w:pStyle w:val="NoSpacing"/>
+                              <w:jc w:val="right"/>
                               <w:rPr>
                                 <w:i/>
                                 <w:iCs/>
@@ -1672,7 +1661,6 @@
                           </w:tcPr>
                           <w:p>
                             <w:pPr>
-                              <w:pStyle w:val="NoSpacing"/>
                               <w:rPr>
                                 <w:i/>
                                 <w:iCs/>
@@ -1694,20 +1682,18 @@
                                 <w:sz w:val="18"/>
                                 <w:szCs w:val="18"/>
                               </w:rPr>
-                              <w:alias w:val="#Nav: /Header/Line/ServiceCommitmentHeaderForSalesLine/ServiceCommitmentForLinePrice_Lbl"/>
-                              <w:tag w:val="#Nav: Standard_Sales_Quote/1304"/>
                               <w:id w:val="1261963771"/>
                               <w:placeholder>
                                 <w:docPart w:val="DefaultPlaceholder_-1854013440"/>
                               </w:placeholder>
                               <w:dataBinding w:prefixMappings="xmlns:ns0='urn:microsoft-dynamics-nav/reports/Standard_Sales_Quote/1304/'" w:xpath="/ns0:NavWordReportXmlPart[1]/ns0:Header[1]/ns0:Line[1]/ns0:ServiceCommitmentHeaderForSalesLine[1]/ns0:ServiceCommitmentForLinePrice_Lbl[1]" w:storeItemID="{10F32A25-0764-41A6-AA55-EE249EC4B40C}"/>
                               <w:text/>
+                              <w:alias w:val="#Nav: /Header/Line/ServiceCommitmentHeaderForSalesLine/ServiceCommitmentForLinePrice_Lbl"/>
+                              <w:tag w:val="#Nav: Standard_Sales_Quote/1304"/>
                             </w:sdtPr>
                             <w:sdtContent>
                               <w:p>
                                 <w:pPr>
-                                  <w:pStyle w:val="NoSpacing"/>
-                                  <w:jc w:val="right"/>
                                   <w:rPr>
                                     <w:i/>
                                     <w:iCs/>
@@ -1742,20 +1728,18 @@
                                 <w:sz w:val="18"/>
                                 <w:szCs w:val="18"/>
                               </w:rPr>
-                              <w:alias w:val="#Nav: /Header/Line/ServiceCommitmentHeaderForSalesLine/ServiceCommitmentForLineDiscount_Lbl"/>
-                              <w:tag w:val="#Nav: Standard_Sales_Quote/1304"/>
                               <w:id w:val="-729142676"/>
                               <w:placeholder>
                                 <w:docPart w:val="DefaultPlaceholder_-1854013440"/>
                               </w:placeholder>
                               <w:dataBinding w:prefixMappings="xmlns:ns0='urn:microsoft-dynamics-nav/reports/Standard_Sales_Quote/1304/'" w:xpath="/ns0:NavWordReportXmlPart[1]/ns0:Header[1]/ns0:Line[1]/ns0:ServiceCommitmentHeaderForSalesLine[1]/ns0:ServiceCommitmentForLineDiscount_Lbl[1]" w:storeItemID="{10F32A25-0764-41A6-AA55-EE249EC4B40C}"/>
                               <w:text/>
+                              <w:alias w:val="#Nav: /Header/Line/ServiceCommitmentHeaderForSalesLine/ServiceCommitmentForLineDiscount_Lbl"/>
+                              <w:tag w:val="#Nav: Standard_Sales_Quote/1304"/>
                             </w:sdtPr>
                             <w:sdtContent>
                               <w:p>
                                 <w:pPr>
-                                  <w:pStyle w:val="NoSpacing"/>
-                                  <w:jc w:val="right"/>
                                   <w:rPr>
                                     <w:i/>
                                     <w:iCs/>
@@ -1784,7 +1768,6 @@
                           </w:tcPr>
                           <w:p>
                             <w:pPr>
-                              <w:pStyle w:val="NoSpacing"/>
                               <w:rPr>
                                 <w:i/>
                                 <w:iCs/>
@@ -1803,7 +1786,6 @@
                           </w:tcPr>
                           <w:p>
                             <w:pPr>
-                              <w:pStyle w:val="NoSpacing"/>
                               <w:rPr>
                                 <w:i/>
                                 <w:iCs/>
@@ -1855,7 +1837,6 @@
                                   </w:tcPr>
                                   <w:p>
                                     <w:pPr>
-                                      <w:pStyle w:val="NoSpacing"/>
                                       <w:rPr>
                                         <w:i/>
                                         <w:iCs/>
@@ -1877,19 +1858,18 @@
                                         <w:sz w:val="18"/>
                                         <w:szCs w:val="18"/>
                                       </w:rPr>
-                                      <w:alias w:val="#Nav: /Header/Line/ServiceCommitmentHeaderForSalesLine/ServiceCommitmentForLine/ServiceCommitmentForLineDescription"/>
-                                      <w:tag w:val="#Nav: Standard_Sales_Quote/1304"/>
                                       <w:id w:val="1030602603"/>
                                       <w:placeholder>
                                         <w:docPart w:val="DefaultPlaceholder_-1854013440"/>
                                       </w:placeholder>
                                       <w:dataBinding w:prefixMappings="xmlns:ns0='urn:microsoft-dynamics-nav/reports/Standard_Sales_Quote/1304/'" w:xpath="/ns0:NavWordReportXmlPart[1]/ns0:Header[1]/ns0:Line[1]/ns0:ServiceCommitmentHeaderForSalesLine[1]/ns0:ServiceCommitmentForLine[1]/ns0:ServiceCommitmentForLineDescription[1]" w:storeItemID="{10F32A25-0764-41A6-AA55-EE249EC4B40C}"/>
                                       <w:text/>
+                                      <w:alias w:val="#Nav: /Header/Line/ServiceCommitmentHeaderForSalesLine/ServiceCommitmentForLine/ServiceCommitmentForLineDescription"/>
+                                      <w:tag w:val="#Nav: Standard_Sales_Quote/1304"/>
                                     </w:sdtPr>
                                     <w:sdtContent>
                                       <w:p>
                                         <w:pPr>
-                                          <w:pStyle w:val="NoSpacing"/>
                                           <w:rPr>
                                             <w:i/>
                                             <w:iCs/>
@@ -1918,7 +1898,7 @@
                                   </w:tcPr>
                                   <w:p>
                                     <w:pPr>
-                                      <w:pStyle w:val="NoSpacing"/>
+                                      <w:jc w:val="right"/>
                                       <w:rPr>
                                         <w:i/>
                                         <w:iCs/>
@@ -1934,7 +1914,6 @@
                                   </w:tcPr>
                                   <w:p>
                                     <w:pPr>
-                                      <w:pStyle w:val="NoSpacing"/>
                                       <w:rPr>
                                         <w:i/>
                                         <w:iCs/>
@@ -1956,20 +1935,18 @@
                                         <w:sz w:val="18"/>
                                         <w:szCs w:val="18"/>
                                       </w:rPr>
-                                      <w:alias w:val="#Nav: /Header/Line/ServiceCommitmentHeaderForSalesLine/ServiceCommitmentForLine/ServiceCommitmentForLinePrice"/>
-                                      <w:tag w:val="#Nav: Standard_Sales_Quote/1304"/>
                                       <w:id w:val="1496683202"/>
                                       <w:placeholder>
                                         <w:docPart w:val="DefaultPlaceholder_-1854013440"/>
                                       </w:placeholder>
                                       <w:dataBinding w:prefixMappings="xmlns:ns0='urn:microsoft-dynamics-nav/reports/Standard_Sales_Quote/1304/'" w:xpath="/ns0:NavWordReportXmlPart[1]/ns0:Header[1]/ns0:Line[1]/ns0:ServiceCommitmentHeaderForSalesLine[1]/ns0:ServiceCommitmentForLine[1]/ns0:ServiceCommitmentForLinePrice[1]" w:storeItemID="{10F32A25-0764-41A6-AA55-EE249EC4B40C}"/>
                                       <w:text/>
+                                      <w:alias w:val="#Nav: /Header/Line/ServiceCommitmentHeaderForSalesLine/ServiceCommitmentForLine/ServiceCommitmentForLinePrice"/>
+                                      <w:tag w:val="#Nav: Standard_Sales_Quote/1304"/>
                                     </w:sdtPr>
                                     <w:sdtContent>
                                       <w:p>
                                         <w:pPr>
-                                          <w:pStyle w:val="NoSpacing"/>
-                                          <w:jc w:val="right"/>
                                           <w:rPr>
                                             <w:i/>
                                             <w:iCs/>
@@ -2004,20 +1981,18 @@
                                         <w:sz w:val="18"/>
                                         <w:szCs w:val="18"/>
                                       </w:rPr>
-                                      <w:alias w:val="#Nav: /Header/Line/ServiceCommitmentHeaderForSalesLine/ServiceCommitmentForLine/ServiceCommitmentForLineDiscount"/>
-                                      <w:tag w:val="#Nav: Standard_Sales_Quote/1304"/>
                                       <w:id w:val="-476775009"/>
                                       <w:placeholder>
                                         <w:docPart w:val="DefaultPlaceholder_-1854013440"/>
                                       </w:placeholder>
                                       <w:dataBinding w:prefixMappings="xmlns:ns0='urn:microsoft-dynamics-nav/reports/Standard_Sales_Quote/1304/'" w:xpath="/ns0:NavWordReportXmlPart[1]/ns0:Header[1]/ns0:Line[1]/ns0:ServiceCommitmentHeaderForSalesLine[1]/ns0:ServiceCommitmentForLine[1]/ns0:ServiceCommitmentForLineDiscount[1]" w:storeItemID="{10F32A25-0764-41A6-AA55-EE249EC4B40C}"/>
                                       <w:text/>
+                                      <w:alias w:val="#Nav: /Header/Line/ServiceCommitmentHeaderForSalesLine/ServiceCommitmentForLine/ServiceCommitmentForLineDiscount"/>
+                                      <w:tag w:val="#Nav: Standard_Sales_Quote/1304"/>
                                     </w:sdtPr>
                                     <w:sdtContent>
                                       <w:p>
                                         <w:pPr>
-                                          <w:pStyle w:val="NoSpacing"/>
-                                          <w:jc w:val="right"/>
                                           <w:rPr>
                                             <w:i/>
                                             <w:iCs/>
@@ -2046,7 +2021,6 @@
                                   </w:tcPr>
                                   <w:p>
                                     <w:pPr>
-                                      <w:pStyle w:val="NoSpacing"/>
                                       <w:rPr>
                                         <w:i/>
                                         <w:iCs/>
@@ -2065,7 +2039,6 @@
                                   </w:tcPr>
                                   <w:p>
                                     <w:pPr>
-                                      <w:pStyle w:val="NoSpacing"/>
                                       <w:rPr>
                                         <w:i/>
                                         <w:iCs/>
@@ -2511,20 +2484,10 @@
         </w:sdt>
       </w:tr>
     </w:tbl>
-    <w:p>
-      <w:pPr>
-        <w:keepNext/>
-        <w:spacing w:after="0"/>
-        <w:rPr>
-          <w:sz w:val="16"/>
-          <w:szCs w:val="16"/>
-        </w:rPr>
-      </w:pPr>
-    </w:p>
     <w:tbl>
       <w:tblPr>
-        <w:tblStyle w:val="TableGrid"/>
-        <w:tblW w:w="10487" w:type="dxa"/>
+        <w:tblStyle w:val="TableGrid1"/>
+        <w:tblW w:w="10490" w:type="dxa"/>
         <w:tblBorders>
           <w:top w:val="none" w:color="auto" w:sz="0" w:space="0"/>
           <w:left w:val="none" w:color="auto" w:sz="0" w:space="0"/>
@@ -2533,402 +2496,495 @@
           <w:insideH w:val="none" w:color="auto" w:sz="0" w:space="0"/>
           <w:insideV w:val="none" w:color="auto" w:sz="0" w:space="0"/>
         </w:tblBorders>
-        <w:tblLayout w:type="fixed"/>
         <w:tblCellMar>
           <w:left w:w="0" w:type="dxa"/>
+          <w:right w:w="0" w:type="dxa"/>
         </w:tblCellMar>
         <w:tblLook w:val="04A0" w:firstRow="1" w:lastRow="0" w:firstColumn="1" w:lastColumn="0" w:noHBand="0" w:noVBand="1"/>
       </w:tblPr>
       <w:tblGrid>
-        <w:gridCol w:w="4990"/>
-        <w:gridCol w:w="3399"/>
-        <w:gridCol w:w="2098"/>
+        <w:gridCol w:w="10490"/>
       </w:tblGrid>
-      <w:sdt>
-        <w:sdtPr>
-          <w:rPr>
-            <w:b/>
-            <w:bCs/>
-            <w:sz w:val="16"/>
-            <w:szCs w:val="16"/>
-          </w:rPr>
-          <w:alias w:val="#Nav: /Header/ServiceCommitmentForLineCaption"/>
-          <w:tag w:val="#Nav: Standard_Sales_Quote/1304"/>
-          <w:id w:val="17132316"/>
-          <w15:dataBinding w:prefixMappings="xmlns:ns0='urn:microsoft-dynamics-nav/reports/Standard_Sales_Quote/1304/'" w:xpath="/ns0:NavWordReportXmlPart[1]/ns0:Header[1]/ns0:ServiceCommitmentForLineCaption" w:storeItemID="{10F32A25-0764-41A6-AA55-EE249EC4B40C}"/>
-          <w15:repeatingSection/>
-        </w:sdtPr>
-        <w:sdtContent>
-          <w:sdt>
-            <w:sdtPr>
-              <w:rPr>
-                <w:b/>
-                <w:bCs/>
-                <w:sz w:val="16"/>
-                <w:szCs w:val="16"/>
-              </w:rPr>
-              <w:id w:val="1110862506"/>
-              <w:placeholder>
-                <w:docPart w:val="DefaultPlaceholder_-1854013435"/>
-              </w:placeholder>
-              <w15:repeatingSectionItem/>
-            </w:sdtPr>
-            <w:sdtContent>
-              <w:tr>
-                <w:trPr>
-                  <w:trHeight w:val="851"/>
-                </w:trPr>
-                <w:tc>
-                  <w:tcPr>
-                    <w:tcW w:w="4990" w:type="dxa"/>
-                    <w:vAlign w:val="bottom"/>
-                  </w:tcPr>
-                  <w:p>
-                    <w:pPr>
-                      <w:pStyle w:val="NoSpacing"/>
-                      <w:rPr>
-                        <w:b/>
-                        <w:bCs/>
-                        <w:sz w:val="16"/>
-                        <w:szCs w:val="16"/>
-                      </w:rPr>
-                    </w:pPr>
-                  </w:p>
-                </w:tc>
+      <w:tr>
+        <w:trPr>
+          <w:cantSplit/>
+        </w:trPr>
+        <w:tc>
+          <w:tcPr>
+            <w:tcW w:w="10490" w:type="dxa"/>
+            <w:shd w:val="clear" w:color="auto" w:fill="auto"/>
+            <w:hideMark/>
+          </w:tcPr>
+          <w:tbl>
+            <w:tblPr>
+              <w:tblStyle w:val="TableGrid1"/>
+              <w:tblW w:w="10490" w:type="dxa"/>
+              <w:tblBorders>
+                <w:top w:val="none" w:color="auto" w:sz="0" w:space="0"/>
+                <w:left w:val="none" w:color="auto" w:sz="0" w:space="0"/>
+                <w:bottom w:val="none" w:color="auto" w:sz="0" w:space="0"/>
+                <w:right w:val="none" w:color="auto" w:sz="0" w:space="0"/>
+                <w:insideH w:val="none" w:color="auto" w:sz="0" w:space="0"/>
+                <w:insideV w:val="none" w:color="auto" w:sz="0" w:space="0"/>
+              </w:tblBorders>
+              <w:tblLook w:val="04A0" w:firstRow="1" w:lastRow="0" w:firstColumn="1" w:lastColumn="0" w:noHBand="0" w:noVBand="1"/>
+            </w:tblPr>
+            <w:tblGrid>
+              <w:gridCol w:w="3126"/>
+              <w:gridCol w:w="4235"/>
+              <w:gridCol w:w="3129"/>
+            </w:tblGrid>
+            <w:sdt>
+              <w:sdtPr>
+                <w:rPr>
+                  <w:rFonts w:asciiTheme="minorHAnsi" w:hAnsiTheme="minorHAnsi" w:eastAsiaTheme="minorHAnsi" w:cstheme="minorBidi"/>
+                  <w:iCs w:val="0"/>
+                  <w:sz w:val="22"/>
+                  <w:szCs w:val="16"/>
+                </w:rPr>
+                <w:alias w:val="#Nav: /Header/ServiceCommitmentForLineCaption"/>
+                <w:tag w:val="#Nav: Standard_Sales_Quote/1304"/>
+                <w:id w:val="-1469893941"/>
+                <w15:dataBinding w:prefixMappings="xmlns:ns0='urn:microsoft-dynamics-nav/reports/Standard_Sales_Quote/1304/'" w:xpath="/ns0:NavWordReportXmlPart[1]/ns0:Header[1]/ns0:ServiceCommitmentForLineCaption" w:storeItemID="{10F32A25-0764-41A6-AA55-EE249EC4B40C}"/>
+                <w15:repeatingSection/>
+              </w:sdtPr>
+              <w:sdtContent>
+                <w:sdt>
+                  <w:sdtPr>
+                    <w:rPr>
+                      <w:rFonts w:asciiTheme="minorHAnsi" w:hAnsiTheme="minorHAnsi" w:eastAsiaTheme="minorHAnsi" w:cstheme="minorBidi"/>
+                      <w:iCs w:val="0"/>
+                      <w:sz w:val="22"/>
+                      <w:szCs w:val="16"/>
+                    </w:rPr>
+                    <w:id w:val="1783378596"/>
+                    <w:placeholder>
+                      <w:docPart w:val="DefaultPlaceholder_-1854013435"/>
+                    </w:placeholder>
+                    <w15:repeatingSectionItem/>
+                  </w:sdtPr>
+                  <w:sdtContent>
+                    <w:tr>
+                      <w:trPr>
+                        <w:cantSplit/>
+                        <w:trHeight w:val="567"/>
+                      </w:trPr>
+                      <w:tc>
+                        <w:tcPr>
+                          <w:tcW w:w="4990" w:type="dxa"/>
+                          <w:shd w:val="clear" w:color="auto" w:fill="auto"/>
+                          <w:tcMar>
+                            <w:left w:w="57" w:type="dxa"/>
+                            <w:right w:w="57" w:type="dxa"/>
+                          </w:tcMar>
+                          <w:vAlign w:val="bottom"/>
+                        </w:tcPr>
+                        <w:p>
+                          <w:pPr>
+                            <w:pStyle w:val="RightAlligned"/>
+                            <w:rPr>
+                              <w:szCs w:val="16"/>
+                            </w:rPr>
+                          </w:pPr>
+                        </w:p>
+                      </w:tc>
+                      <w:tc>
+                        <w:tcPr>
+                          <w:tcW w:w="3402" w:type="dxa"/>
+                          <w:tcBorders>
+                            <w:bottom w:val="single" w:color="auto" w:sz="4" w:space="0"/>
+                          </w:tcBorders>
+                          <w:shd w:val="clear" w:color="auto" w:fill="auto"/>
+                          <w:tcMar>
+                            <w:left w:w="57" w:type="dxa"/>
+                            <w:right w:w="57" w:type="dxa"/>
+                          </w:tcMar>
+                          <w:vAlign w:val="bottom"/>
+                        </w:tcPr>
+                        <w:sdt>
+                          <w:sdtPr>
+                            <w:rPr>
+                              <w:rFonts w:ascii="Segoe UI" w:hAnsi="Segoe UI" w:cs="Segoe UI"/>
+                              <w:b/>
+                              <w:bCs/>
+                              <w:sz w:val="16"/>
+                              <w:szCs w:val="16"/>
+                            </w:rPr>
+                            <w:id w:val="1351607092"/>
+                            <w:placeholder>
+                              <w:docPart w:val="DefaultPlaceholder_-1854013440"/>
+                            </w:placeholder>
+                            <w:dataBinding w:prefixMappings="xmlns:ns0='urn:microsoft-dynamics-nav/reports/Standard_Sales_Quote/1304/'" w:xpath="/ns0:NavWordReportXmlPart[1]/ns0:Header[1]/ns0:ServiceCommitmentForLineCaption[1]/ns0:ServiceCommitmentForLineTotalText_Lbl[1]" w:storeItemID="{10F32A25-0764-41A6-AA55-EE249EC4B40C}"/>
+                            <w:text/>
+                            <w:alias w:val="#Nav: /Header/ServiceCommitmentForLineCaption/ServiceCommitmentForLineTotalText_Lbl"/>
+                            <w:tag w:val="#Nav: Standard_Sales_Quote/1304"/>
+                          </w:sdtPr>
+                          <w:sdtContent>
+                            <w:p>
+                              <w:pPr>
+                                <w:rPr>
+                                  <w:rFonts w:ascii="Segoe UI" w:hAnsi="Segoe UI" w:cs="Segoe UI"/>
+                                  <w:sz w:val="16"/>
+                                  <w:szCs w:val="16"/>
+                                </w:rPr>
+                              </w:pPr>
+                              <w:proofErr w:type="spellStart"/>
+                              <w:r>
+                                <w:rPr>
+                                  <w:rFonts w:ascii="Segoe UI" w:hAnsi="Segoe UI" w:cs="Segoe UI"/>
+                                  <w:b/>
+                                  <w:bCs/>
+                                  <w:sz w:val="16"/>
+                                  <w:szCs w:val="16"/>
+                                </w:rPr>
+                                <w:t>ServiceCommitmentForLineTotalText_Lbl</w:t>
+                              </w:r>
+                              <w:proofErr w:type="spellEnd"/>
+                            </w:p>
+                          </w:sdtContent>
+                        </w:sdt>
+                      </w:tc>
+                      <w:tc>
+                        <w:tcPr>
+                          <w:tcW w:w="2098" w:type="dxa"/>
+                          <w:tcBorders>
+                            <w:bottom w:val="single" w:color="auto" w:sz="4" w:space="0"/>
+                          </w:tcBorders>
+                          <w:shd w:val="clear" w:color="auto" w:fill="auto"/>
+                          <w:tcMar>
+                            <w:left w:w="57" w:type="dxa"/>
+                            <w:right w:w="57" w:type="dxa"/>
+                          </w:tcMar>
+                          <w:vAlign w:val="bottom"/>
+                        </w:tcPr>
+                        <w:p>
+                          <w:pPr>
+                            <w:rPr>
+                              <w:rFonts w:ascii="Segoe UI" w:hAnsi="Segoe UI" w:cs="Segoe UI"/>
+                              <w:sz w:val="16"/>
+                              <w:szCs w:val="16"/>
+                            </w:rPr>
+                          </w:pPr>
+                        </w:p>
+                      </w:tc>
+                    </w:tr>
+                  </w:sdtContent>
+                </w:sdt>
+              </w:sdtContent>
+            </w:sdt>
+            <w:sdt>
+              <w:sdtPr>
+                <w:rPr>
+                  <w:b/>
+                  <w:bCs/>
+                  <w:szCs w:val="16"/>
+                </w:rPr>
+                <w:alias w:val="#Nav: /Header/ServiceCommitmentsGroup"/>
+                <w:tag w:val="#Nav: Standard_Sales_Quote/1304"/>
+                <w:id w:val="-1662691284"/>
+                <w15:dataBinding w:prefixMappings="xmlns:ns0='urn:microsoft-dynamics-nav/reports/Standard_Sales_Quote/1304/'" w:xpath="/ns0:NavWordReportXmlPart[1]/ns0:Header[1]/ns0:ServiceCommitmentsGroup" w:storeItemID="{10F32A25-0764-41A6-AA55-EE249EC4B40C}"/>
+                <w15:repeatingSection/>
+              </w:sdtPr>
+              <w:sdtEndPr>
+                <w:rPr>
+                  <w:b w:val="0"/>
+                  <w:bCs w:val="0"/>
+                  <w:szCs w:val="14"/>
+                </w:rPr>
+              </w:sdtEndPr>
+              <w:sdtContent>
                 <w:sdt>
                   <w:sdtPr>
                     <w:rPr>
                       <w:b/>
                       <w:bCs/>
-                      <w:sz w:val="16"/>
                       <w:szCs w:val="16"/>
                     </w:rPr>
-                    <w:alias w:val="#Nav: /Header/ServiceCommitmentForLineCaption/ServiceCommitmentForLineTotalText_Lbl"/>
-                    <w:tag w:val="#Nav: Standard_Sales_Quote/1304"/>
-                    <w:id w:val="-1400589122"/>
+                    <w:id w:val="1339433766"/>
                     <w:placeholder>
-                      <w:docPart w:val="DefaultPlaceholder_-1854013440"/>
+                      <w:docPart w:val="DefaultPlaceholder_-1854013435"/>
                     </w:placeholder>
-                    <w:dataBinding w:prefixMappings="xmlns:ns0='urn:microsoft-dynamics-nav/reports/Standard_Sales_Quote/1304/'" w:xpath="/ns0:NavWordReportXmlPart[1]/ns0:Header[1]/ns0:ServiceCommitmentForLineCaption[1]/ns0:ServiceCommitmentForLineTotalText_Lbl[1]" w:storeItemID="{10F32A25-0764-41A6-AA55-EE249EC4B40C}"/>
-                    <w:text/>
+                    <w15:repeatingSectionItem/>
                   </w:sdtPr>
+                  <w:sdtEndPr>
+                    <w:rPr>
+                      <w:b w:val="0"/>
+                      <w:bCs w:val="0"/>
+                      <w:szCs w:val="14"/>
+                    </w:rPr>
+                  </w:sdtEndPr>
                   <w:sdtContent>
-                    <w:tc>
-                      <w:tcPr>
-                        <w:tcW w:w="5497" w:type="dxa"/>
-                        <w:gridSpan w:val="2"/>
-                        <w:tcBorders>
-                          <w:bottom w:val="single" w:color="auto" w:sz="4" w:space="0"/>
-                        </w:tcBorders>
-                        <w:vAlign w:val="bottom"/>
-                      </w:tcPr>
-                      <w:p>
-                        <w:pPr>
-                          <w:pStyle w:val="NoSpacing"/>
-                          <w:rPr>
-                            <w:b/>
-                            <w:bCs/>
-                            <w:sz w:val="16"/>
-                            <w:szCs w:val="16"/>
-                          </w:rPr>
-                        </w:pPr>
-                        <w:proofErr w:type="spellStart"/>
-                        <w:r>
-                          <w:rPr>
-                            <w:b/>
-                            <w:bCs/>
-                            <w:sz w:val="16"/>
-                            <w:szCs w:val="16"/>
-                          </w:rPr>
-                          <w:t>ServiceCommitmentForLineTotalText_Lbl</w:t>
-                        </w:r>
-                        <w:proofErr w:type="spellEnd"/>
-                      </w:p>
-                    </w:tc>
-                  </w:sdtContent>
-                </w:sdt>
-              </w:tr>
-            </w:sdtContent>
-          </w:sdt>
-        </w:sdtContent>
-      </w:sdt>
-      <w:sdt>
-        <w:sdtPr>
-          <w:rPr>
-            <w:b/>
-            <w:bCs/>
-            <w:sz w:val="16"/>
-            <w:szCs w:val="16"/>
-          </w:rPr>
-          <w:alias w:val="#Nav: /Header/ServiceCommitmentsGroup"/>
-          <w:tag w:val="#Nav: Standard_Sales_Quote/1304"/>
-          <w:id w:val="-1596701154"/>
-          <w15:dataBinding w:prefixMappings="xmlns:ns0='urn:microsoft-dynamics-nav/reports/Standard_Sales_Quote/1304/'" w:xpath="/ns0:NavWordReportXmlPart[1]/ns0:Header[1]/ns0:ServiceCommitmentsGroup" w:storeItemID="{10F32A25-0764-41A6-AA55-EE249EC4B40C}"/>
-          <w15:repeatingSection/>
-        </w:sdtPr>
-        <w:sdtEndPr>
-          <w:rPr>
-            <w:b w:val="0"/>
-            <w:bCs w:val="0"/>
-          </w:rPr>
-        </w:sdtEndPr>
-        <w:sdtContent>
-          <w:sdt>
-            <w:sdtPr>
-              <w:rPr>
-                <w:b/>
-                <w:bCs/>
-                <w:sz w:val="16"/>
-                <w:szCs w:val="16"/>
-              </w:rPr>
-              <w:id w:val="2103683629"/>
-              <w:placeholder>
-                <w:docPart w:val="DefaultPlaceholder_-1854013435"/>
-              </w:placeholder>
-              <w15:repeatingSectionItem/>
-            </w:sdtPr>
-            <w:sdtEndPr>
-              <w:rPr>
-                <w:b w:val="0"/>
-                <w:bCs w:val="0"/>
-              </w:rPr>
-            </w:sdtEndPr>
-            <w:sdtContent>
-              <w:tr>
-                <w:tc>
-                  <w:tcPr>
-                    <w:tcW w:w="4990" w:type="dxa"/>
-                    <w:vAlign w:val="bottom"/>
-                  </w:tcPr>
-                  <w:p>
-                    <w:pPr>
-                      <w:pStyle w:val="NoSpacing"/>
-                      <w:rPr>
-                        <w:b/>
-                        <w:bCs/>
-                        <w:sz w:val="16"/>
-                        <w:szCs w:val="16"/>
-                      </w:rPr>
-                    </w:pPr>
-                  </w:p>
-                </w:tc>
-                <w:sdt>
-                  <w:sdtPr>
-                    <w:rPr>
-                      <w:b/>
-                      <w:bCs/>
-                      <w:sz w:val="16"/>
-                      <w:szCs w:val="16"/>
-                    </w:rPr>
-                    <w:alias w:val="#Nav: /Header/ServiceCommitmentsGroup/ServiceCommitmentsGroupPerPeriod/ServiceCommitmentsGroupPerPeriodType"/>
-                    <w:tag w:val="#Nav: Standard_Sales_Quote/1304"/>
-                    <w:id w:val="1249541421"/>
-                    <w:placeholder>
-                      <w:docPart w:val="DefaultPlaceholder_-1854013440"/>
-                    </w:placeholder>
-                    <w:dataBinding w:prefixMappings="xmlns:ns0='urn:microsoft-dynamics-nav/reports/Standard_Sales_Quote/1304/'" w:xpath="/ns0:NavWordReportXmlPart[1]/ns0:Header[1]/ns0:ServiceCommitmentsGroup[1]/ns0:ServiceCommitmentsGroupPerPeriod[1]/ns0:ServiceCommitmentsGroupPerPeriodType[1]" w:storeItemID="{10F32A25-0764-41A6-AA55-EE249EC4B40C}"/>
-                    <w:text/>
-                  </w:sdtPr>
-                  <w:sdtContent>
-                    <w:tc>
-                      <w:tcPr>
-                        <w:tcW w:w="3399" w:type="dxa"/>
-                        <w:tcBorders>
-                          <w:top w:val="single" w:color="auto" w:sz="4" w:space="0"/>
-                        </w:tcBorders>
-                        <w:vAlign w:val="bottom"/>
-                      </w:tcPr>
-                      <w:p>
-                        <w:pPr>
-                          <w:pStyle w:val="NoSpacing"/>
-                          <w:rPr>
-                            <w:b/>
-                            <w:bCs/>
-                            <w:sz w:val="16"/>
-                            <w:szCs w:val="16"/>
-                          </w:rPr>
-                        </w:pPr>
-                        <w:proofErr w:type="spellStart"/>
-                        <w:r>
-                          <w:rPr>
-                            <w:b/>
-                            <w:bCs/>
-                            <w:sz w:val="16"/>
-                            <w:szCs w:val="16"/>
-                          </w:rPr>
-                          <w:t>ServiceCommitmentsGroupPerPeriodType</w:t>
-                        </w:r>
-                        <w:proofErr w:type="spellEnd"/>
-                      </w:p>
-                    </w:tc>
-                  </w:sdtContent>
-                </w:sdt>
-                <w:tc>
-                  <w:tcPr>
-                    <w:tcW w:w="2098" w:type="dxa"/>
-                    <w:tcBorders>
-                      <w:top w:val="single" w:color="auto" w:sz="4" w:space="0"/>
-                    </w:tcBorders>
-                    <w:vAlign w:val="bottom"/>
-                  </w:tcPr>
-                  <w:p>
-                    <w:pPr>
-                      <w:pStyle w:val="NoSpacing"/>
-                      <w:rPr>
-                        <w:b/>
-                        <w:bCs/>
-                        <w:sz w:val="16"/>
-                        <w:szCs w:val="16"/>
-                      </w:rPr>
-                    </w:pPr>
-                  </w:p>
-                </w:tc>
-              </w:tr>
-              <w:sdt>
-                <w:sdtPr>
-                  <w:rPr>
-                    <w:sz w:val="16"/>
-                    <w:szCs w:val="16"/>
-                  </w:rPr>
-                  <w:alias w:val="#Nav: /Header/ServiceCommitmentsGroup/ServiceCommitmentsGroupPerPeriod"/>
-                  <w:tag w:val="#Nav: Standard_Sales_Quote/1304"/>
-                  <w:id w:val="12733076"/>
-                  <w15:dataBinding w:prefixMappings="xmlns:ns0='urn:microsoft-dynamics-nav/reports/Standard_Sales_Quote/1304/'" w:xpath="/ns0:NavWordReportXmlPart[1]/ns0:Header[1]/ns0:ServiceCommitmentsGroup[1]/ns0:ServiceCommitmentsGroupPerPeriod" w:storeItemID="{10F32A25-0764-41A6-AA55-EE249EC4B40C}"/>
-                  <w15:repeatingSection/>
-                </w:sdtPr>
-                <w:sdtContent>
-                  <w:sdt>
-                    <w:sdtPr>
-                      <w:rPr>
-                        <w:sz w:val="16"/>
-                        <w:szCs w:val="16"/>
-                      </w:rPr>
-                      <w:id w:val="-1074667891"/>
-                      <w:placeholder>
-                        <w:docPart w:val="DefaultPlaceholder_-1854013435"/>
-                      </w:placeholder>
-                      <w15:repeatingSectionItem/>
-                    </w:sdtPr>
-                    <w:sdtContent>
-                      <w:tr>
-                        <w:tc>
-                          <w:tcPr>
-                            <w:tcW w:w="4990" w:type="dxa"/>
-                            <w:vAlign w:val="bottom"/>
-                          </w:tcPr>
-                          <w:p>
-                            <w:pPr>
-                              <w:pStyle w:val="NoSpacing"/>
-                              <w:rPr>
-                                <w:sz w:val="16"/>
-                                <w:szCs w:val="16"/>
-                              </w:rPr>
-                            </w:pPr>
-                          </w:p>
-                        </w:tc>
+                    <w:tr>
+                      <w:trPr>
+                        <w:cantSplit/>
+                      </w:trPr>
+                      <w:tc>
+                        <w:tcPr>
+                          <w:tcW w:w="4990" w:type="dxa"/>
+                          <w:shd w:val="clear" w:color="auto" w:fill="auto"/>
+                          <w:tcMar>
+                            <w:left w:w="57" w:type="dxa"/>
+                            <w:right w:w="57" w:type="dxa"/>
+                          </w:tcMar>
+                        </w:tcPr>
+                        <w:p>
+                          <w:pPr>
+                            <w:pStyle w:val="RightAlligned"/>
+                            <w:rPr>
+                              <w:b/>
+                              <w:bCs/>
+                              <w:szCs w:val="16"/>
+                            </w:rPr>
+                          </w:pPr>
+                        </w:p>
+                      </w:tc>
+                      <w:tc>
+                        <w:tcPr>
+                          <w:tcW w:w="3402" w:type="dxa"/>
+                          <w:tcBorders>
+                            <w:top w:val="single" w:color="auto" w:sz="4" w:space="0"/>
+                          </w:tcBorders>
+                          <w:shd w:val="clear" w:color="auto" w:fill="auto"/>
+                          <w:tcMar>
+                            <w:left w:w="57" w:type="dxa"/>
+                            <w:right w:w="57" w:type="dxa"/>
+                          </w:tcMar>
+                        </w:tcPr>
                         <w:sdt>
                           <w:sdtPr>
                             <w:rPr>
+                              <w:b/>
+                              <w:bCs/>
                               <w:sz w:val="16"/>
                               <w:szCs w:val="16"/>
                             </w:rPr>
-                            <w:alias w:val="#Nav: /Header/ServiceCommitmentsGroup/ServiceCommitmentsGroupPerPeriod/ServiceCommitmentsGroupPerPeriodName"/>
-                            <w:tag w:val="#Nav: Standard_Sales_Quote/1304"/>
-                            <w:id w:val="-691542114"/>
+                            <w:id w:val="-1566648080"/>
                             <w:placeholder>
                               <w:docPart w:val="DefaultPlaceholder_-1854013440"/>
                             </w:placeholder>
-                            <w:dataBinding w:prefixMappings="xmlns:ns0='urn:microsoft-dynamics-nav/reports/Standard_Sales_Quote/1304/'" w:xpath="/ns0:NavWordReportXmlPart[1]/ns0:Header[1]/ns0:ServiceCommitmentsGroup[1]/ns0:ServiceCommitmentsGroupPerPeriod[1]/ns0:ServiceCommitmentsGroupPerPeriodName[1]" w:storeItemID="{10F32A25-0764-41A6-AA55-EE249EC4B40C}"/>
+                            <w:dataBinding w:prefixMappings="xmlns:ns0='urn:microsoft-dynamics-nav/reports/Standard_Sales_Quote/1304/'" w:xpath="/ns0:NavWordReportXmlPart[1]/ns0:Header[1]/ns0:ServiceCommitmentsGroup[1]/ns0:ServiceCommitmentsGroupPerPeriod[1]/ns0:ServiceCommitmentsGroupPerPeriodType[1]" w:storeItemID="{10F32A25-0764-41A6-AA55-EE249EC4B40C}"/>
                             <w:text/>
+                            <w:alias w:val="#Nav: /Header/ServiceCommitmentsGroup/ServiceCommitmentsGroupPerPeriod/ServiceCommitmentsGroupPerPeriodType"/>
+                            <w:tag w:val="#Nav: Standard_Sales_Quote/1304"/>
                           </w:sdtPr>
                           <w:sdtContent>
-                            <w:tc>
-                              <w:tcPr>
-                                <w:tcW w:w="3399" w:type="dxa"/>
-                                <w:tcMar>
-                                  <w:left w:w="1134" w:type="dxa"/>
-                                  <w:right w:w="0" w:type="dxa"/>
-                                </w:tcMar>
-                                <w:vAlign w:val="bottom"/>
-                              </w:tcPr>
-                              <w:p>
-                                <w:pPr>
-                                  <w:pStyle w:val="NoSpacing"/>
-                                  <w:rPr>
-                                    <w:sz w:val="16"/>
-                                    <w:szCs w:val="16"/>
-                                  </w:rPr>
-                                </w:pPr>
-                                <w:proofErr w:type="spellStart"/>
-                                <w:r>
-                                  <w:rPr>
-                                    <w:sz w:val="16"/>
-                                    <w:szCs w:val="16"/>
-                                  </w:rPr>
-                                  <w:t>ServiceCommitmentsGroupPerPeriodName</w:t>
-                                </w:r>
-                                <w:proofErr w:type="spellEnd"/>
-                              </w:p>
-                            </w:tc>
+                            <w:p>
+                              <w:pPr>
+                                <w:rPr>
+                                  <w:rFonts w:ascii="Segoe UI" w:hAnsi="Segoe UI" w:cs="Segoe UI"/>
+                                  <w:sz w:val="16"/>
+                                  <w:szCs w:val="16"/>
+                                </w:rPr>
+                              </w:pPr>
+                              <w:proofErr w:type="spellStart"/>
+                              <w:r>
+                                <w:rPr>
+                                  <w:b/>
+                                  <w:bCs/>
+                                  <w:sz w:val="16"/>
+                                  <w:szCs w:val="16"/>
+                                </w:rPr>
+                                <w:t>ServiceCommitmentsGroupPerPeriodType</w:t>
+                              </w:r>
+                              <w:proofErr w:type="spellEnd"/>
+                            </w:p>
                           </w:sdtContent>
                         </w:sdt>
+                      </w:tc>
+                      <w:tc>
+                        <w:tcPr>
+                          <w:tcW w:w="2098" w:type="dxa"/>
+                          <w:tcBorders>
+                            <w:top w:val="single" w:color="auto" w:sz="4" w:space="0"/>
+                          </w:tcBorders>
+                          <w:shd w:val="clear" w:color="auto" w:fill="auto"/>
+                          <w:tcMar>
+                            <w:left w:w="57" w:type="dxa"/>
+                            <w:right w:w="57" w:type="dxa"/>
+                          </w:tcMar>
+                        </w:tcPr>
+                        <w:p>
+                          <w:pPr>
+                            <w:rPr>
+                              <w:rFonts w:ascii="Segoe UI" w:hAnsi="Segoe UI" w:cs="Segoe UI"/>
+                              <w:sz w:val="16"/>
+                              <w:szCs w:val="16"/>
+                            </w:rPr>
+                          </w:pPr>
+                        </w:p>
+                      </w:tc>
+                    </w:tr>
+                    <w:sdt>
+                      <w:sdtPr>
+                        <w:rPr>
+                          <w:rFonts w:ascii="Segoe UI" w:hAnsi="Segoe UI" w:cs="Segoe UI"/>
+                          <w:iCs/>
+                          <w:sz w:val="16"/>
+                          <w:szCs w:val="16"/>
+                        </w:rPr>
+                        <w:alias w:val="#Nav: /Header/ServiceCommitmentsGroup/ServiceCommitmentsGroupPerPeriod"/>
+                        <w:tag w:val="#Nav: Standard_Sales_Quote/1304"/>
+                        <w:id w:val="-674265991"/>
+                        <w15:dataBinding w:prefixMappings="xmlns:ns0='urn:microsoft-dynamics-nav/reports/Standard_Sales_Quote/1304/'" w:xpath="/ns0:NavWordReportXmlPart[1]/ns0:Header[1]/ns0:ServiceCommitmentsGroup[1]/ns0:ServiceCommitmentsGroupPerPeriod" w:storeItemID="{10F32A25-0764-41A6-AA55-EE249EC4B40C}"/>
+                        <w15:repeatingSection/>
+                      </w:sdtPr>
+                      <w:sdtEndPr>
+                        <w:rPr>
+                          <w:szCs w:val="14"/>
+                        </w:rPr>
+                      </w:sdtEndPr>
+                      <w:sdtContent>
                         <w:sdt>
                           <w:sdtPr>
                             <w:rPr>
+                              <w:rFonts w:ascii="Segoe UI" w:hAnsi="Segoe UI" w:cs="Segoe UI"/>
+                              <w:iCs/>
                               <w:sz w:val="16"/>
                               <w:szCs w:val="16"/>
                             </w:rPr>
-                            <w:alias w:val="#Nav: /Header/ServiceCommitmentsGroup/ServiceCommitmentsGroupPerPeriod/ServiceCommitmentsGroupPerPeriodValue"/>
-                            <w:tag w:val="#Nav: Standard_Sales_Quote/1304"/>
-                            <w:id w:val="-395738740"/>
+                            <w:id w:val="1033848056"/>
                             <w:placeholder>
-                              <w:docPart w:val="DefaultPlaceholder_-1854013440"/>
+                              <w:docPart w:val="DefaultPlaceholder_-1854013435"/>
                             </w:placeholder>
-                            <w:dataBinding w:prefixMappings="xmlns:ns0='urn:microsoft-dynamics-nav/reports/Standard_Sales_Quote/1304/'" w:xpath="/ns0:NavWordReportXmlPart[1]/ns0:Header[1]/ns0:ServiceCommitmentsGroup[1]/ns0:ServiceCommitmentsGroupPerPeriod[1]/ns0:ServiceCommitmentsGroupPerPeriodValue[1]" w:storeItemID="{10F32A25-0764-41A6-AA55-EE249EC4B40C}"/>
-                            <w:text/>
+                            <w15:repeatingSectionItem/>
                           </w:sdtPr>
+                          <w:sdtEndPr>
+                            <w:rPr>
+                              <w:szCs w:val="14"/>
+                            </w:rPr>
+                          </w:sdtEndPr>
                           <w:sdtContent>
-                            <w:tc>
-                              <w:tcPr>
-                                <w:tcW w:w="2098" w:type="dxa"/>
-                                <w:vAlign w:val="bottom"/>
-                              </w:tcPr>
-                              <w:p>
-                                <w:pPr>
-                                  <w:pStyle w:val="NoSpacing"/>
-                                  <w:jc w:val="right"/>
-                                  <w:rPr>
-                                    <w:sz w:val="16"/>
-                                    <w:szCs w:val="16"/>
-                                  </w:rPr>
-                                </w:pPr>
-                                <w:proofErr w:type="spellStart"/>
-                                <w:r>
-                                  <w:rPr>
-                                    <w:sz w:val="16"/>
-                                    <w:szCs w:val="16"/>
-                                  </w:rPr>
-                                  <w:t>ServiceCommitmentsGroupPerPeriodValue</w:t>
-                                </w:r>
-                                <w:proofErr w:type="spellEnd"/>
-                              </w:p>
-                            </w:tc>
+                            <w:tr>
+                              <w:trPr>
+                                <w:cantSplit/>
+                              </w:trPr>
+                              <w:tc>
+                                <w:tcPr>
+                                  <w:tcW w:w="4990" w:type="dxa"/>
+                                  <w:shd w:val="clear" w:color="auto" w:fill="auto"/>
+                                  <w:tcMar>
+                                    <w:left w:w="57" w:type="dxa"/>
+                                    <w:right w:w="57" w:type="dxa"/>
+                                  </w:tcMar>
+                                </w:tcPr>
+                                <w:p>
+                                  <w:pPr>
+                                    <w:rPr>
+                                      <w:rFonts w:ascii="Segoe UI" w:hAnsi="Segoe UI" w:cs="Segoe UI"/>
+                                      <w:sz w:val="16"/>
+                                      <w:szCs w:val="16"/>
+                                    </w:rPr>
+                                  </w:pPr>
+                                </w:p>
+                              </w:tc>
+                              <w:tc>
+                                <w:tcPr>
+                                  <w:tcW w:w="3402" w:type="dxa"/>
+                                  <w:shd w:val="clear" w:color="auto" w:fill="auto"/>
+                                  <w:tcMar>
+                                    <w:left w:w="1134" w:type="dxa"/>
+                                    <w:right w:w="57" w:type="dxa"/>
+                                  </w:tcMar>
+                                </w:tcPr>
+                                <w:sdt>
+                                  <w:sdtPr>
+                                    <w:rPr>
+                                      <w:rFonts w:ascii="Segoe UI" w:hAnsi="Segoe UI" w:cs="Segoe UI"/>
+                                      <w:sz w:val="16"/>
+                                      <w:szCs w:val="16"/>
+                                    </w:rPr>
+                                    <w:id w:val="1165512285"/>
+                                    <w:placeholder>
+                                      <w:docPart w:val="DefaultPlaceholder_-1854013440"/>
+                                    </w:placeholder>
+                                    <w:dataBinding w:prefixMappings="xmlns:ns0='urn:microsoft-dynamics-nav/reports/Standard_Sales_Quote/1304/'" w:xpath="/ns0:NavWordReportXmlPart[1]/ns0:Header[1]/ns0:ServiceCommitmentsGroup[1]/ns0:ServiceCommitmentsGroupPerPeriod[1]/ns0:ServiceCommitmentsGroupPerPeriodName[1]" w:storeItemID="{10F32A25-0764-41A6-AA55-EE249EC4B40C}"/>
+                                    <w:text/>
+                                    <w:alias w:val="#Nav: /Header/ServiceCommitmentsGroup/ServiceCommitmentsGroupPerPeriod/ServiceCommitmentsGroupPerPeriodName"/>
+                                    <w:tag w:val="#Nav: Standard_Sales_Quote/1304"/>
+                                  </w:sdtPr>
+                                  <w:sdtContent>
+                                    <w:p>
+                                      <w:pPr>
+                                        <w:rPr>
+                                          <w:rFonts w:ascii="Segoe UI" w:hAnsi="Segoe UI" w:cs="Segoe UI"/>
+                                          <w:sz w:val="16"/>
+                                          <w:szCs w:val="16"/>
+                                        </w:rPr>
+                                      </w:pPr>
+                                      <w:proofErr w:type="spellStart"/>
+                                      <w:r>
+                                        <w:rPr>
+                                          <w:rFonts w:ascii="Segoe UI" w:hAnsi="Segoe UI" w:cs="Segoe UI"/>
+                                          <w:sz w:val="16"/>
+                                          <w:szCs w:val="16"/>
+                                        </w:rPr>
+                                        <w:t>ServiceCommitmentsGroupPerPeriodName</w:t>
+                                      </w:r>
+                                      <w:proofErr w:type="spellEnd"/>
+                                    </w:p>
+                                  </w:sdtContent>
+                                </w:sdt>
+                              </w:tc>
+                              <w:tc>
+                                <w:tcPr>
+                                  <w:tcW w:w="2098" w:type="dxa"/>
+                                  <w:shd w:val="clear" w:color="auto" w:fill="auto"/>
+                                  <w:tcMar>
+                                    <w:left w:w="57" w:type="dxa"/>
+                                    <w:right w:w="57" w:type="dxa"/>
+                                  </w:tcMar>
+                                </w:tcPr>
+                                <w:sdt>
+                                  <w:sdtPr>
+                                    <w:id w:val="-1732992104"/>
+                                    <w:placeholder>
+                                      <w:docPart w:val="DefaultPlaceholder_-1854013440"/>
+                                    </w:placeholder>
+                                    <w:dataBinding w:prefixMappings="xmlns:ns0='urn:microsoft-dynamics-nav/reports/Standard_Sales_Quote/1304/'" w:xpath="/ns0:NavWordReportXmlPart[1]/ns0:Header[1]/ns0:ServiceCommitmentsGroup[1]/ns0:ServiceCommitmentsGroupPerPeriod[1]/ns0:ServiceCommitmentsGroupPerPeriodValue[1]" w:storeItemID="{10F32A25-0764-41A6-AA55-EE249EC4B40C}"/>
+                                    <w:text/>
+                                    <w:alias w:val="#Nav: /Header/ServiceCommitmentsGroup/ServiceCommitmentsGroupPerPeriod/ServiceCommitmentsGroupPerPeriodValue"/>
+                                    <w:tag w:val="#Nav: Standard_Sales_Quote/1304"/>
+                                  </w:sdtPr>
+                                  <w:sdtContent>
+                                    <w:p>
+                                      <w:pPr>
+                                        <w:pStyle w:val="RightAlligned"/>
+                                      </w:pPr>
+                                      <w:proofErr w:type="spellStart"/>
+                                      <w:r>
+                                        <w:t>ServiceCommitmentsGroupPerPeriodValue</w:t>
+                                      </w:r>
+                                      <w:proofErr w:type="spellEnd"/>
+                                    </w:p>
+                                  </w:sdtContent>
+                                </w:sdt>
+                              </w:tc>
+                            </w:tr>
                           </w:sdtContent>
                         </w:sdt>
-                      </w:tr>
-                    </w:sdtContent>
-                  </w:sdt>
-                </w:sdtContent>
-              </w:sdt>
-            </w:sdtContent>
-          </w:sdt>
-        </w:sdtContent>
-      </w:sdt>
+                      </w:sdtContent>
+                    </w:sdt>
+                  </w:sdtContent>
+                </w:sdt>
+              </w:sdtContent>
+            </w:sdt>
+          </w:tbl>
+          <w:p>
+            <w:pPr>
+              <w:rPr>
+                <w:rFonts w:ascii="Segoe UI" w:hAnsi="Segoe UI" w:cs="Segoe UI"/>
+                <w:sz w:val="14"/>
+                <w:szCs w:val="14"/>
+              </w:rPr>
+            </w:pPr>
+          </w:p>
+        </w:tc>
+      </w:tr>
     </w:tbl>
     <w:p>
       <w:pPr>
         <w:keepNext/>
-        <w:spacing w:after="0"/>
+        <w:spacing w:after="600"/>
         <w:rPr>
           <w:sz w:val="16"/>
           <w:szCs w:val="16"/>
@@ -2953,7 +3009,7 @@
 </file>
 
 <file path=word/endnotes.xml><?xml version="1.0" encoding="utf-8"?>
-<w:endnotes xmlns:wpc="http://schemas.microsoft.com/office/word/2010/wordprocessingCanvas" xmlns:cx="http://schemas.microsoft.com/office/drawing/2014/chartex" xmlns:cx1="http://schemas.microsoft.com/office/drawing/2015/9/8/chartex" xmlns:cx2="http://schemas.microsoft.com/office/drawing/2015/10/21/chartex" xmlns:cx3="http://schemas.microsoft.com/office/drawing/2016/5/9/chartex" xmlns:cx4="http://schemas.microsoft.com/office/drawing/2016/5/10/chartex" xmlns:cx5="http://schemas.microsoft.com/office/drawing/2016/5/11/chartex" xmlns:cx6="http://schemas.microsoft.com/office/drawing/2016/5/12/chartex" xmlns:cx7="http://schemas.microsoft.com/office/drawing/2016/5/13/chartex" xmlns:cx8="http://schemas.microsoft.com/office/drawing/2016/5/14/chartex" xmlns:mc="http://schemas.openxmlformats.org/markup-compatibility/2006" xmlns:aink="http://schemas.microsoft.com/office/drawing/2016/ink" xmlns:am3d="http://schemas.microsoft.com/office/drawing/2017/model3d" xmlns:o="urn:schemas-microsoft-com:office:office" xmlns:oel="http://schemas.microsoft.com/office/2019/extlst" xmlns:r="http://schemas.openxmlformats.org/officeDocument/2006/relationships" xmlns:m="http://schemas.openxmlformats.org/officeDocument/2006/math" xmlns:v="urn:schemas-microsoft-com:vml" xmlns:wp14="http://schemas.microsoft.com/office/word/2010/wordprocessingDrawing" xmlns:wp="http://schemas.openxmlformats.org/drawingml/2006/wordprocessingDrawing" xmlns:w10="urn:schemas-microsoft-com:office:word" xmlns:w="http://schemas.openxmlformats.org/wordprocessingml/2006/main" xmlns:w14="http://schemas.microsoft.com/office/word/2010/wordml" xmlns:w15="http://schemas.microsoft.com/office/word/2012/wordml" xmlns:w16cex="http://schemas.microsoft.com/office/word/2018/wordml/cex" xmlns:w16cid="http://schemas.microsoft.com/office/word/2016/wordml/cid" xmlns:w16="http://schemas.microsoft.com/office/word/2018/wordml" xmlns:w16du="http://schemas.microsoft.com/office/word/2023/wordml/word16du" xmlns:w16sdtdh="http://schemas.microsoft.com/office/word/2020/wordml/sdtdatahash" xmlns:w16sdtfl="http://schemas.microsoft.com/office/word/2024/wordml/sdtformatlock" xmlns:w16se="http://schemas.microsoft.com/office/word/2015/wordml/symex" xmlns:wpg="http://schemas.microsoft.com/office/word/2010/wordprocessingGroup" xmlns:wpi="http://schemas.microsoft.com/office/word/2010/wordprocessingInk" xmlns:wne="http://schemas.microsoft.com/office/word/2006/wordml" xmlns:wps="http://schemas.microsoft.com/office/word/2010/wordprocessingShape" mc:Ignorable="w14 w15 w16se w16cid w16 w16cex w16sdtdh w16sdtfl w16du wp14">
+<w:endnotes xmlns:wpc="http://schemas.microsoft.com/office/word/2010/wordprocessingCanvas" xmlns:cx="http://schemas.microsoft.com/office/drawing/2014/chartex" xmlns:cx1="http://schemas.microsoft.com/office/drawing/2015/9/8/chartex" xmlns:cx2="http://schemas.microsoft.com/office/drawing/2015/10/21/chartex" xmlns:cx3="http://schemas.microsoft.com/office/drawing/2016/5/9/chartex" xmlns:cx4="http://schemas.microsoft.com/office/drawing/2016/5/10/chartex" xmlns:cx5="http://schemas.microsoft.com/office/drawing/2016/5/11/chartex" xmlns:cx6="http://schemas.microsoft.com/office/drawing/2016/5/12/chartex" xmlns:cx7="http://schemas.microsoft.com/office/drawing/2016/5/13/chartex" xmlns:cx8="http://schemas.microsoft.com/office/drawing/2016/5/14/chartex" xmlns:mc="http://schemas.openxmlformats.org/markup-compatibility/2006" xmlns:aink="http://schemas.microsoft.com/office/drawing/2016/ink" xmlns:am3d="http://schemas.microsoft.com/office/drawing/2017/model3d" xmlns:o="urn:schemas-microsoft-com:office:office" xmlns:oel="http://schemas.microsoft.com/office/2019/extlst" xmlns:r="http://schemas.openxmlformats.org/officeDocument/2006/relationships" xmlns:m="http://schemas.openxmlformats.org/officeDocument/2006/math" xmlns:v="urn:schemas-microsoft-com:vml" xmlns:wp14="http://schemas.microsoft.com/office/word/2010/wordprocessingDrawing" xmlns:wp="http://schemas.openxmlformats.org/drawingml/2006/wordprocessingDrawing" xmlns:w10="urn:schemas-microsoft-com:office:word" xmlns:w="http://schemas.openxmlformats.org/wordprocessingml/2006/main" xmlns:w14="http://schemas.microsoft.com/office/word/2010/wordml" xmlns:w15="http://schemas.microsoft.com/office/word/2012/wordml" xmlns:w16cex="http://schemas.microsoft.com/office/word/2018/wordml/cex" xmlns:w16cid="http://schemas.microsoft.com/office/word/2016/wordml/cid" xmlns:w16="http://schemas.microsoft.com/office/word/2018/wordml" xmlns:w16du="http://schemas.microsoft.com/office/word/2023/wordml/word16du" xmlns:w16sdtdh="http://schemas.microsoft.com/office/word/2020/wordml/sdtdatahash" xmlns:w16se="http://schemas.microsoft.com/office/word/2015/wordml/symex" xmlns:wpg="http://schemas.microsoft.com/office/word/2010/wordprocessingGroup" xmlns:wpi="http://schemas.microsoft.com/office/word/2010/wordprocessingInk" xmlns:wne="http://schemas.microsoft.com/office/word/2006/wordml" xmlns:wps="http://schemas.microsoft.com/office/word/2010/wordprocessingShape" mc:Ignorable="w14 w15 w16se w16cid w16 w16cex w16sdtdh w16du wp14">
   <w:endnote w:type="separator" w:id="-1">
     <w:p>
       <w:pPr>
@@ -2978,7 +3034,7 @@
 </file>
 
 <file path=word/footer1.xml><?xml version="1.0" encoding="utf-8"?>
-<w:ftr xmlns:wpc="http://schemas.microsoft.com/office/word/2010/wordprocessingCanvas" xmlns:cx="http://schemas.microsoft.com/office/drawing/2014/chartex" xmlns:cx1="http://schemas.microsoft.com/office/drawing/2015/9/8/chartex" xmlns:cx2="http://schemas.microsoft.com/office/drawing/2015/10/21/chartex" xmlns:cx3="http://schemas.microsoft.com/office/drawing/2016/5/9/chartex" xmlns:cx4="http://schemas.microsoft.com/office/drawing/2016/5/10/chartex" xmlns:cx5="http://schemas.microsoft.com/office/drawing/2016/5/11/chartex" xmlns:cx6="http://schemas.microsoft.com/office/drawing/2016/5/12/chartex" xmlns:cx7="http://schemas.microsoft.com/office/drawing/2016/5/13/chartex" xmlns:cx8="http://schemas.microsoft.com/office/drawing/2016/5/14/chartex" xmlns:mc="http://schemas.openxmlformats.org/markup-compatibility/2006" xmlns:aink="http://schemas.microsoft.com/office/drawing/2016/ink" xmlns:am3d="http://schemas.microsoft.com/office/drawing/2017/model3d" xmlns:o="urn:schemas-microsoft-com:office:office" xmlns:oel="http://schemas.microsoft.com/office/2019/extlst" xmlns:r="http://schemas.openxmlformats.org/officeDocument/2006/relationships" xmlns:m="http://schemas.openxmlformats.org/officeDocument/2006/math" xmlns:v="urn:schemas-microsoft-com:vml" xmlns:wp14="http://schemas.microsoft.com/office/word/2010/wordprocessingDrawing" xmlns:wp="http://schemas.openxmlformats.org/drawingml/2006/wordprocessingDrawing" xmlns:w10="urn:schemas-microsoft-com:office:word" xmlns:w="http://schemas.openxmlformats.org/wordprocessingml/2006/main" xmlns:w14="http://schemas.microsoft.com/office/word/2010/wordml" xmlns:w15="http://schemas.microsoft.com/office/word/2012/wordml" xmlns:w16cex="http://schemas.microsoft.com/office/word/2018/wordml/cex" xmlns:w16cid="http://schemas.microsoft.com/office/word/2016/wordml/cid" xmlns:w16="http://schemas.microsoft.com/office/word/2018/wordml" xmlns:w16du="http://schemas.microsoft.com/office/word/2023/wordml/word16du" xmlns:w16sdtdh="http://schemas.microsoft.com/office/word/2020/wordml/sdtdatahash" xmlns:w16sdtfl="http://schemas.microsoft.com/office/word/2024/wordml/sdtformatlock" xmlns:w16se="http://schemas.microsoft.com/office/word/2015/wordml/symex" xmlns:wpg="http://schemas.microsoft.com/office/word/2010/wordprocessingGroup" xmlns:wpi="http://schemas.microsoft.com/office/word/2010/wordprocessingInk" xmlns:wne="http://schemas.microsoft.com/office/word/2006/wordml" xmlns:wps="http://schemas.microsoft.com/office/word/2010/wordprocessingShape" mc:Ignorable="w14 w15 w16se w16cid w16 w16cex w16sdtdh w16sdtfl w16du wp14">
+<w:ftr xmlns:wpc="http://schemas.microsoft.com/office/word/2010/wordprocessingCanvas" xmlns:cx="http://schemas.microsoft.com/office/drawing/2014/chartex" xmlns:cx1="http://schemas.microsoft.com/office/drawing/2015/9/8/chartex" xmlns:cx2="http://schemas.microsoft.com/office/drawing/2015/10/21/chartex" xmlns:cx3="http://schemas.microsoft.com/office/drawing/2016/5/9/chartex" xmlns:cx4="http://schemas.microsoft.com/office/drawing/2016/5/10/chartex" xmlns:cx5="http://schemas.microsoft.com/office/drawing/2016/5/11/chartex" xmlns:cx6="http://schemas.microsoft.com/office/drawing/2016/5/12/chartex" xmlns:cx7="http://schemas.microsoft.com/office/drawing/2016/5/13/chartex" xmlns:cx8="http://schemas.microsoft.com/office/drawing/2016/5/14/chartex" xmlns:mc="http://schemas.openxmlformats.org/markup-compatibility/2006" xmlns:aink="http://schemas.microsoft.com/office/drawing/2016/ink" xmlns:am3d="http://schemas.microsoft.com/office/drawing/2017/model3d" xmlns:o="urn:schemas-microsoft-com:office:office" xmlns:oel="http://schemas.microsoft.com/office/2019/extlst" xmlns:r="http://schemas.openxmlformats.org/officeDocument/2006/relationships" xmlns:m="http://schemas.openxmlformats.org/officeDocument/2006/math" xmlns:v="urn:schemas-microsoft-com:vml" xmlns:wp14="http://schemas.microsoft.com/office/word/2010/wordprocessingDrawing" xmlns:wp="http://schemas.openxmlformats.org/drawingml/2006/wordprocessingDrawing" xmlns:w10="urn:schemas-microsoft-com:office:word" xmlns:w="http://schemas.openxmlformats.org/wordprocessingml/2006/main" xmlns:w14="http://schemas.microsoft.com/office/word/2010/wordml" xmlns:w15="http://schemas.microsoft.com/office/word/2012/wordml" xmlns:w16cex="http://schemas.microsoft.com/office/word/2018/wordml/cex" xmlns:w16cid="http://schemas.microsoft.com/office/word/2016/wordml/cid" xmlns:w16="http://schemas.microsoft.com/office/word/2018/wordml" xmlns:w16du="http://schemas.microsoft.com/office/word/2023/wordml/word16du" xmlns:w16sdtdh="http://schemas.microsoft.com/office/word/2020/wordml/sdtdatahash" xmlns:w16se="http://schemas.microsoft.com/office/word/2015/wordml/symex" xmlns:wpg="http://schemas.microsoft.com/office/word/2010/wordprocessingGroup" xmlns:wpi="http://schemas.microsoft.com/office/word/2010/wordprocessingInk" xmlns:wne="http://schemas.microsoft.com/office/word/2006/wordml" xmlns:wps="http://schemas.microsoft.com/office/word/2010/wordprocessingShape" mc:Ignorable="w14 w15 w16se w16cid w16 w16cex w16sdtdh w16du wp14">
   <w:p>
     <w:pPr>
       <w:pStyle w:val="Footer"/>
@@ -2988,7 +3044,7 @@
 </file>
 
 <file path=word/footer2.xml><?xml version="1.0" encoding="utf-8"?>
-<w:ftr xmlns:wpc="http://schemas.microsoft.com/office/word/2010/wordprocessingCanvas" xmlns:cx="http://schemas.microsoft.com/office/drawing/2014/chartex" xmlns:cx1="http://schemas.microsoft.com/office/drawing/2015/9/8/chartex" xmlns:cx2="http://schemas.microsoft.com/office/drawing/2015/10/21/chartex" xmlns:cx3="http://schemas.microsoft.com/office/drawing/2016/5/9/chartex" xmlns:cx4="http://schemas.microsoft.com/office/drawing/2016/5/10/chartex" xmlns:cx5="http://schemas.microsoft.com/office/drawing/2016/5/11/chartex" xmlns:cx6="http://schemas.microsoft.com/office/drawing/2016/5/12/chartex" xmlns:cx7="http://schemas.microsoft.com/office/drawing/2016/5/13/chartex" xmlns:cx8="http://schemas.microsoft.com/office/drawing/2016/5/14/chartex" xmlns:mc="http://schemas.openxmlformats.org/markup-compatibility/2006" xmlns:aink="http://schemas.microsoft.com/office/drawing/2016/ink" xmlns:am3d="http://schemas.microsoft.com/office/drawing/2017/model3d" xmlns:o="urn:schemas-microsoft-com:office:office" xmlns:oel="http://schemas.microsoft.com/office/2019/extlst" xmlns:r="http://schemas.openxmlformats.org/officeDocument/2006/relationships" xmlns:m="http://schemas.openxmlformats.org/officeDocument/2006/math" xmlns:v="urn:schemas-microsoft-com:vml" xmlns:wp14="http://schemas.microsoft.com/office/word/2010/wordprocessingDrawing" xmlns:wp="http://schemas.openxmlformats.org/drawingml/2006/wordprocessingDrawing" xmlns:w10="urn:schemas-microsoft-com:office:word" xmlns:w="http://schemas.openxmlformats.org/wordprocessingml/2006/main" xmlns:w14="http://schemas.microsoft.com/office/word/2010/wordml" xmlns:w15="http://schemas.microsoft.com/office/word/2012/wordml" xmlns:w16cex="http://schemas.microsoft.com/office/word/2018/wordml/cex" xmlns:w16cid="http://schemas.microsoft.com/office/word/2016/wordml/cid" xmlns:w16="http://schemas.microsoft.com/office/word/2018/wordml" xmlns:w16du="http://schemas.microsoft.com/office/word/2023/wordml/word16du" xmlns:w16sdtdh="http://schemas.microsoft.com/office/word/2020/wordml/sdtdatahash" xmlns:w16sdtfl="http://schemas.microsoft.com/office/word/2024/wordml/sdtformatlock" xmlns:w16se="http://schemas.microsoft.com/office/word/2015/wordml/symex" xmlns:wpg="http://schemas.microsoft.com/office/word/2010/wordprocessingGroup" xmlns:wpi="http://schemas.microsoft.com/office/word/2010/wordprocessingInk" xmlns:wne="http://schemas.microsoft.com/office/word/2006/wordml" xmlns:wps="http://schemas.microsoft.com/office/word/2010/wordprocessingShape" mc:Ignorable="w14 w15 w16se w16cid w16 w16cex w16sdtdh w16sdtfl w16du wp14">
+<w:ftr xmlns:wpc="http://schemas.microsoft.com/office/word/2010/wordprocessingCanvas" xmlns:cx="http://schemas.microsoft.com/office/drawing/2014/chartex" xmlns:cx1="http://schemas.microsoft.com/office/drawing/2015/9/8/chartex" xmlns:cx2="http://schemas.microsoft.com/office/drawing/2015/10/21/chartex" xmlns:cx3="http://schemas.microsoft.com/office/drawing/2016/5/9/chartex" xmlns:cx4="http://schemas.microsoft.com/office/drawing/2016/5/10/chartex" xmlns:cx5="http://schemas.microsoft.com/office/drawing/2016/5/11/chartex" xmlns:cx6="http://schemas.microsoft.com/office/drawing/2016/5/12/chartex" xmlns:cx7="http://schemas.microsoft.com/office/drawing/2016/5/13/chartex" xmlns:cx8="http://schemas.microsoft.com/office/drawing/2016/5/14/chartex" xmlns:mc="http://schemas.openxmlformats.org/markup-compatibility/2006" xmlns:aink="http://schemas.microsoft.com/office/drawing/2016/ink" xmlns:am3d="http://schemas.microsoft.com/office/drawing/2017/model3d" xmlns:o="urn:schemas-microsoft-com:office:office" xmlns:oel="http://schemas.microsoft.com/office/2019/extlst" xmlns:r="http://schemas.openxmlformats.org/officeDocument/2006/relationships" xmlns:m="http://schemas.openxmlformats.org/officeDocument/2006/math" xmlns:v="urn:schemas-microsoft-com:vml" xmlns:wp14="http://schemas.microsoft.com/office/word/2010/wordprocessingDrawing" xmlns:wp="http://schemas.openxmlformats.org/drawingml/2006/wordprocessingDrawing" xmlns:w10="urn:schemas-microsoft-com:office:word" xmlns:w="http://schemas.openxmlformats.org/wordprocessingml/2006/main" xmlns:w14="http://schemas.microsoft.com/office/word/2010/wordml" xmlns:w15="http://schemas.microsoft.com/office/word/2012/wordml" xmlns:w16cex="http://schemas.microsoft.com/office/word/2018/wordml/cex" xmlns:w16cid="http://schemas.microsoft.com/office/word/2016/wordml/cid" xmlns:w16="http://schemas.microsoft.com/office/word/2018/wordml" xmlns:w16du="http://schemas.microsoft.com/office/word/2023/wordml/word16du" xmlns:w16sdtdh="http://schemas.microsoft.com/office/word/2020/wordml/sdtdatahash" xmlns:w16se="http://schemas.microsoft.com/office/word/2015/wordml/symex" xmlns:wpg="http://schemas.microsoft.com/office/word/2010/wordprocessingGroup" xmlns:wpi="http://schemas.microsoft.com/office/word/2010/wordprocessingInk" xmlns:wne="http://schemas.microsoft.com/office/word/2006/wordml" xmlns:wps="http://schemas.microsoft.com/office/word/2010/wordprocessingShape" mc:Ignorable="w14 w15 w16se w16cid w16 w16cex w16sdtdh w16du wp14">
   <w:tbl>
     <w:tblPr>
       <w:tblStyle w:val="TableGrid"/>
@@ -3071,7 +3127,7 @@
 </file>
 
 <file path=word/footer3.xml><?xml version="1.0" encoding="utf-8"?>
-<w:ftr xmlns:wpc="http://schemas.microsoft.com/office/word/2010/wordprocessingCanvas" xmlns:cx="http://schemas.microsoft.com/office/drawing/2014/chartex" xmlns:cx1="http://schemas.microsoft.com/office/drawing/2015/9/8/chartex" xmlns:cx2="http://schemas.microsoft.com/office/drawing/2015/10/21/chartex" xmlns:cx3="http://schemas.microsoft.com/office/drawing/2016/5/9/chartex" xmlns:cx4="http://schemas.microsoft.com/office/drawing/2016/5/10/chartex" xmlns:cx5="http://schemas.microsoft.com/office/drawing/2016/5/11/chartex" xmlns:cx6="http://schemas.microsoft.com/office/drawing/2016/5/12/chartex" xmlns:cx7="http://schemas.microsoft.com/office/drawing/2016/5/13/chartex" xmlns:cx8="http://schemas.microsoft.com/office/drawing/2016/5/14/chartex" xmlns:mc="http://schemas.openxmlformats.org/markup-compatibility/2006" xmlns:aink="http://schemas.microsoft.com/office/drawing/2016/ink" xmlns:am3d="http://schemas.microsoft.com/office/drawing/2017/model3d" xmlns:o="urn:schemas-microsoft-com:office:office" xmlns:oel="http://schemas.microsoft.com/office/2019/extlst" xmlns:r="http://schemas.openxmlformats.org/officeDocument/2006/relationships" xmlns:m="http://schemas.openxmlformats.org/officeDocument/2006/math" xmlns:v="urn:schemas-microsoft-com:vml" xmlns:wp14="http://schemas.microsoft.com/office/word/2010/wordprocessingDrawing" xmlns:wp="http://schemas.openxmlformats.org/drawingml/2006/wordprocessingDrawing" xmlns:w10="urn:schemas-microsoft-com:office:word" xmlns:w="http://schemas.openxmlformats.org/wordprocessingml/2006/main" xmlns:w14="http://schemas.microsoft.com/office/word/2010/wordml" xmlns:w15="http://schemas.microsoft.com/office/word/2012/wordml" xmlns:w16cex="http://schemas.microsoft.com/office/word/2018/wordml/cex" xmlns:w16cid="http://schemas.microsoft.com/office/word/2016/wordml/cid" xmlns:w16="http://schemas.microsoft.com/office/word/2018/wordml" xmlns:w16du="http://schemas.microsoft.com/office/word/2023/wordml/word16du" xmlns:w16sdtdh="http://schemas.microsoft.com/office/word/2020/wordml/sdtdatahash" xmlns:w16sdtfl="http://schemas.microsoft.com/office/word/2024/wordml/sdtformatlock" xmlns:w16se="http://schemas.microsoft.com/office/word/2015/wordml/symex" xmlns:wpg="http://schemas.microsoft.com/office/word/2010/wordprocessingGroup" xmlns:wpi="http://schemas.microsoft.com/office/word/2010/wordprocessingInk" xmlns:wne="http://schemas.microsoft.com/office/word/2006/wordml" xmlns:wps="http://schemas.microsoft.com/office/word/2010/wordprocessingShape" mc:Ignorable="w14 w15 w16se w16cid w16 w16cex w16sdtdh w16sdtfl w16du wp14">
+<w:ftr xmlns:wpc="http://schemas.microsoft.com/office/word/2010/wordprocessingCanvas" xmlns:cx="http://schemas.microsoft.com/office/drawing/2014/chartex" xmlns:cx1="http://schemas.microsoft.com/office/drawing/2015/9/8/chartex" xmlns:cx2="http://schemas.microsoft.com/office/drawing/2015/10/21/chartex" xmlns:cx3="http://schemas.microsoft.com/office/drawing/2016/5/9/chartex" xmlns:cx4="http://schemas.microsoft.com/office/drawing/2016/5/10/chartex" xmlns:cx5="http://schemas.microsoft.com/office/drawing/2016/5/11/chartex" xmlns:cx6="http://schemas.microsoft.com/office/drawing/2016/5/12/chartex" xmlns:cx7="http://schemas.microsoft.com/office/drawing/2016/5/13/chartex" xmlns:cx8="http://schemas.microsoft.com/office/drawing/2016/5/14/chartex" xmlns:mc="http://schemas.openxmlformats.org/markup-compatibility/2006" xmlns:aink="http://schemas.microsoft.com/office/drawing/2016/ink" xmlns:am3d="http://schemas.microsoft.com/office/drawing/2017/model3d" xmlns:o="urn:schemas-microsoft-com:office:office" xmlns:oel="http://schemas.microsoft.com/office/2019/extlst" xmlns:r="http://schemas.openxmlformats.org/officeDocument/2006/relationships" xmlns:m="http://schemas.openxmlformats.org/officeDocument/2006/math" xmlns:v="urn:schemas-microsoft-com:vml" xmlns:wp14="http://schemas.microsoft.com/office/word/2010/wordprocessingDrawing" xmlns:wp="http://schemas.openxmlformats.org/drawingml/2006/wordprocessingDrawing" xmlns:w10="urn:schemas-microsoft-com:office:word" xmlns:w="http://schemas.openxmlformats.org/wordprocessingml/2006/main" xmlns:w14="http://schemas.microsoft.com/office/word/2010/wordml" xmlns:w15="http://schemas.microsoft.com/office/word/2012/wordml" xmlns:w16cex="http://schemas.microsoft.com/office/word/2018/wordml/cex" xmlns:w16cid="http://schemas.microsoft.com/office/word/2016/wordml/cid" xmlns:w16="http://schemas.microsoft.com/office/word/2018/wordml" xmlns:w16du="http://schemas.microsoft.com/office/word/2023/wordml/word16du" xmlns:w16sdtdh="http://schemas.microsoft.com/office/word/2020/wordml/sdtdatahash" xmlns:w16se="http://schemas.microsoft.com/office/word/2015/wordml/symex" xmlns:wpg="http://schemas.microsoft.com/office/word/2010/wordprocessingGroup" xmlns:wpi="http://schemas.microsoft.com/office/word/2010/wordprocessingInk" xmlns:wne="http://schemas.microsoft.com/office/word/2006/wordml" xmlns:wps="http://schemas.microsoft.com/office/word/2010/wordprocessingShape" mc:Ignorable="w14 w15 w16se w16cid w16 w16cex w16sdtdh w16du wp14">
   <w:tbl>
     <w:tblPr>
       <w:tblStyle w:val="TableGrid"/>
@@ -3411,7 +3467,7 @@
 </file>
 
 <file path=word/footnotes.xml><?xml version="1.0" encoding="utf-8"?>
-<w:footnotes xmlns:wpc="http://schemas.microsoft.com/office/word/2010/wordprocessingCanvas" xmlns:cx="http://schemas.microsoft.com/office/drawing/2014/chartex" xmlns:cx1="http://schemas.microsoft.com/office/drawing/2015/9/8/chartex" xmlns:cx2="http://schemas.microsoft.com/office/drawing/2015/10/21/chartex" xmlns:cx3="http://schemas.microsoft.com/office/drawing/2016/5/9/chartex" xmlns:cx4="http://schemas.microsoft.com/office/drawing/2016/5/10/chartex" xmlns:cx5="http://schemas.microsoft.com/office/drawing/2016/5/11/chartex" xmlns:cx6="http://schemas.microsoft.com/office/drawing/2016/5/12/chartex" xmlns:cx7="http://schemas.microsoft.com/office/drawing/2016/5/13/chartex" xmlns:cx8="http://schemas.microsoft.com/office/drawing/2016/5/14/chartex" xmlns:mc="http://schemas.openxmlformats.org/markup-compatibility/2006" xmlns:aink="http://schemas.microsoft.com/office/drawing/2016/ink" xmlns:am3d="http://schemas.microsoft.com/office/drawing/2017/model3d" xmlns:o="urn:schemas-microsoft-com:office:office" xmlns:oel="http://schemas.microsoft.com/office/2019/extlst" xmlns:r="http://schemas.openxmlformats.org/officeDocument/2006/relationships" xmlns:m="http://schemas.openxmlformats.org/officeDocument/2006/math" xmlns:v="urn:schemas-microsoft-com:vml" xmlns:wp14="http://schemas.microsoft.com/office/word/2010/wordprocessingDrawing" xmlns:wp="http://schemas.openxmlformats.org/drawingml/2006/wordprocessingDrawing" xmlns:w10="urn:schemas-microsoft-com:office:word" xmlns:w="http://schemas.openxmlformats.org/wordprocessingml/2006/main" xmlns:w14="http://schemas.microsoft.com/office/word/2010/wordml" xmlns:w15="http://schemas.microsoft.com/office/word/2012/wordml" xmlns:w16cex="http://schemas.microsoft.com/office/word/2018/wordml/cex" xmlns:w16cid="http://schemas.microsoft.com/office/word/2016/wordml/cid" xmlns:w16="http://schemas.microsoft.com/office/word/2018/wordml" xmlns:w16du="http://schemas.microsoft.com/office/word/2023/wordml/word16du" xmlns:w16sdtdh="http://schemas.microsoft.com/office/word/2020/wordml/sdtdatahash" xmlns:w16sdtfl="http://schemas.microsoft.com/office/word/2024/wordml/sdtformatlock" xmlns:w16se="http://schemas.microsoft.com/office/word/2015/wordml/symex" xmlns:wpg="http://schemas.microsoft.com/office/word/2010/wordprocessingGroup" xmlns:wpi="http://schemas.microsoft.com/office/word/2010/wordprocessingInk" xmlns:wne="http://schemas.microsoft.com/office/word/2006/wordml" xmlns:wps="http://schemas.microsoft.com/office/word/2010/wordprocessingShape" mc:Ignorable="w14 w15 w16se w16cid w16 w16cex w16sdtdh w16sdtfl w16du wp14">
+<w:footnotes xmlns:wpc="http://schemas.microsoft.com/office/word/2010/wordprocessingCanvas" xmlns:cx="http://schemas.microsoft.com/office/drawing/2014/chartex" xmlns:cx1="http://schemas.microsoft.com/office/drawing/2015/9/8/chartex" xmlns:cx2="http://schemas.microsoft.com/office/drawing/2015/10/21/chartex" xmlns:cx3="http://schemas.microsoft.com/office/drawing/2016/5/9/chartex" xmlns:cx4="http://schemas.microsoft.com/office/drawing/2016/5/10/chartex" xmlns:cx5="http://schemas.microsoft.com/office/drawing/2016/5/11/chartex" xmlns:cx6="http://schemas.microsoft.com/office/drawing/2016/5/12/chartex" xmlns:cx7="http://schemas.microsoft.com/office/drawing/2016/5/13/chartex" xmlns:cx8="http://schemas.microsoft.com/office/drawing/2016/5/14/chartex" xmlns:mc="http://schemas.openxmlformats.org/markup-compatibility/2006" xmlns:aink="http://schemas.microsoft.com/office/drawing/2016/ink" xmlns:am3d="http://schemas.microsoft.com/office/drawing/2017/model3d" xmlns:o="urn:schemas-microsoft-com:office:office" xmlns:oel="http://schemas.microsoft.com/office/2019/extlst" xmlns:r="http://schemas.openxmlformats.org/officeDocument/2006/relationships" xmlns:m="http://schemas.openxmlformats.org/officeDocument/2006/math" xmlns:v="urn:schemas-microsoft-com:vml" xmlns:wp14="http://schemas.microsoft.com/office/word/2010/wordprocessingDrawing" xmlns:wp="http://schemas.openxmlformats.org/drawingml/2006/wordprocessingDrawing" xmlns:w10="urn:schemas-microsoft-com:office:word" xmlns:w="http://schemas.openxmlformats.org/wordprocessingml/2006/main" xmlns:w14="http://schemas.microsoft.com/office/word/2010/wordml" xmlns:w15="http://schemas.microsoft.com/office/word/2012/wordml" xmlns:w16cex="http://schemas.microsoft.com/office/word/2018/wordml/cex" xmlns:w16cid="http://schemas.microsoft.com/office/word/2016/wordml/cid" xmlns:w16="http://schemas.microsoft.com/office/word/2018/wordml" xmlns:w16du="http://schemas.microsoft.com/office/word/2023/wordml/word16du" xmlns:w16sdtdh="http://schemas.microsoft.com/office/word/2020/wordml/sdtdatahash" xmlns:w16se="http://schemas.microsoft.com/office/word/2015/wordml/symex" xmlns:wpg="http://schemas.microsoft.com/office/word/2010/wordprocessingGroup" xmlns:wpi="http://schemas.microsoft.com/office/word/2010/wordprocessingInk" xmlns:wne="http://schemas.microsoft.com/office/word/2006/wordml" xmlns:wps="http://schemas.microsoft.com/office/word/2010/wordprocessingShape" mc:Ignorable="w14 w15 w16se w16cid w16 w16cex w16sdtdh w16du wp14">
   <w:footnote w:type="separator" w:id="-1">
     <w:p>
       <w:pPr>
@@ -3436,7 +3492,7 @@
 </file>
 
 <file path=word/header1.xml><?xml version="1.0" encoding="utf-8"?>
-<w:hdr xmlns:wpc="http://schemas.microsoft.com/office/word/2010/wordprocessingCanvas" xmlns:cx="http://schemas.microsoft.com/office/drawing/2014/chartex" xmlns:cx1="http://schemas.microsoft.com/office/drawing/2015/9/8/chartex" xmlns:cx2="http://schemas.microsoft.com/office/drawing/2015/10/21/chartex" xmlns:cx3="http://schemas.microsoft.com/office/drawing/2016/5/9/chartex" xmlns:cx4="http://schemas.microsoft.com/office/drawing/2016/5/10/chartex" xmlns:cx5="http://schemas.microsoft.com/office/drawing/2016/5/11/chartex" xmlns:cx6="http://schemas.microsoft.com/office/drawing/2016/5/12/chartex" xmlns:cx7="http://schemas.microsoft.com/office/drawing/2016/5/13/chartex" xmlns:cx8="http://schemas.microsoft.com/office/drawing/2016/5/14/chartex" xmlns:mc="http://schemas.openxmlformats.org/markup-compatibility/2006" xmlns:aink="http://schemas.microsoft.com/office/drawing/2016/ink" xmlns:am3d="http://schemas.microsoft.com/office/drawing/2017/model3d" xmlns:o="urn:schemas-microsoft-com:office:office" xmlns:oel="http://schemas.microsoft.com/office/2019/extlst" xmlns:r="http://schemas.openxmlformats.org/officeDocument/2006/relationships" xmlns:m="http://schemas.openxmlformats.org/officeDocument/2006/math" xmlns:v="urn:schemas-microsoft-com:vml" xmlns:wp14="http://schemas.microsoft.com/office/word/2010/wordprocessingDrawing" xmlns:wp="http://schemas.openxmlformats.org/drawingml/2006/wordprocessingDrawing" xmlns:w10="urn:schemas-microsoft-com:office:word" xmlns:w="http://schemas.openxmlformats.org/wordprocessingml/2006/main" xmlns:w14="http://schemas.microsoft.com/office/word/2010/wordml" xmlns:w15="http://schemas.microsoft.com/office/word/2012/wordml" xmlns:w16cex="http://schemas.microsoft.com/office/word/2018/wordml/cex" xmlns:w16cid="http://schemas.microsoft.com/office/word/2016/wordml/cid" xmlns:w16="http://schemas.microsoft.com/office/word/2018/wordml" xmlns:w16du="http://schemas.microsoft.com/office/word/2023/wordml/word16du" xmlns:w16sdtdh="http://schemas.microsoft.com/office/word/2020/wordml/sdtdatahash" xmlns:w16sdtfl="http://schemas.microsoft.com/office/word/2024/wordml/sdtformatlock" xmlns:w16se="http://schemas.microsoft.com/office/word/2015/wordml/symex" xmlns:wpg="http://schemas.microsoft.com/office/word/2010/wordprocessingGroup" xmlns:wpi="http://schemas.microsoft.com/office/word/2010/wordprocessingInk" xmlns:wne="http://schemas.microsoft.com/office/word/2006/wordml" xmlns:wps="http://schemas.microsoft.com/office/word/2010/wordprocessingShape" mc:Ignorable="w14 w15 w16se w16cid w16 w16cex w16sdtdh w16sdtfl w16du wp14">
+<w:hdr xmlns:wpc="http://schemas.microsoft.com/office/word/2010/wordprocessingCanvas" xmlns:cx="http://schemas.microsoft.com/office/drawing/2014/chartex" xmlns:cx1="http://schemas.microsoft.com/office/drawing/2015/9/8/chartex" xmlns:cx2="http://schemas.microsoft.com/office/drawing/2015/10/21/chartex" xmlns:cx3="http://schemas.microsoft.com/office/drawing/2016/5/9/chartex" xmlns:cx4="http://schemas.microsoft.com/office/drawing/2016/5/10/chartex" xmlns:cx5="http://schemas.microsoft.com/office/drawing/2016/5/11/chartex" xmlns:cx6="http://schemas.microsoft.com/office/drawing/2016/5/12/chartex" xmlns:cx7="http://schemas.microsoft.com/office/drawing/2016/5/13/chartex" xmlns:cx8="http://schemas.microsoft.com/office/drawing/2016/5/14/chartex" xmlns:mc="http://schemas.openxmlformats.org/markup-compatibility/2006" xmlns:aink="http://schemas.microsoft.com/office/drawing/2016/ink" xmlns:am3d="http://schemas.microsoft.com/office/drawing/2017/model3d" xmlns:o="urn:schemas-microsoft-com:office:office" xmlns:oel="http://schemas.microsoft.com/office/2019/extlst" xmlns:r="http://schemas.openxmlformats.org/officeDocument/2006/relationships" xmlns:m="http://schemas.openxmlformats.org/officeDocument/2006/math" xmlns:v="urn:schemas-microsoft-com:vml" xmlns:wp14="http://schemas.microsoft.com/office/word/2010/wordprocessingDrawing" xmlns:wp="http://schemas.openxmlformats.org/drawingml/2006/wordprocessingDrawing" xmlns:w10="urn:schemas-microsoft-com:office:word" xmlns:w="http://schemas.openxmlformats.org/wordprocessingml/2006/main" xmlns:w14="http://schemas.microsoft.com/office/word/2010/wordml" xmlns:w15="http://schemas.microsoft.com/office/word/2012/wordml" xmlns:w16cex="http://schemas.microsoft.com/office/word/2018/wordml/cex" xmlns:w16cid="http://schemas.microsoft.com/office/word/2016/wordml/cid" xmlns:w16="http://schemas.microsoft.com/office/word/2018/wordml" xmlns:w16du="http://schemas.microsoft.com/office/word/2023/wordml/word16du" xmlns:w16sdtdh="http://schemas.microsoft.com/office/word/2020/wordml/sdtdatahash" xmlns:w16se="http://schemas.microsoft.com/office/word/2015/wordml/symex" xmlns:wpg="http://schemas.microsoft.com/office/word/2010/wordprocessingGroup" xmlns:wpi="http://schemas.microsoft.com/office/word/2010/wordprocessingInk" xmlns:wne="http://schemas.microsoft.com/office/word/2006/wordml" xmlns:wps="http://schemas.microsoft.com/office/word/2010/wordprocessingShape" mc:Ignorable="w14 w15 w16se w16cid w16 w16cex w16sdtdh w16du wp14">
   <w:p>
     <w:pPr>
       <w:pStyle w:val="Header"/>
@@ -3446,7 +3502,7 @@
 </file>
 
 <file path=word/header2.xml><?xml version="1.0" encoding="utf-8"?>
-<w:hdr xmlns:wpc="http://schemas.microsoft.com/office/word/2010/wordprocessingCanvas" xmlns:cx="http://schemas.microsoft.com/office/drawing/2014/chartex" xmlns:cx1="http://schemas.microsoft.com/office/drawing/2015/9/8/chartex" xmlns:cx2="http://schemas.microsoft.com/office/drawing/2015/10/21/chartex" xmlns:cx3="http://schemas.microsoft.com/office/drawing/2016/5/9/chartex" xmlns:cx4="http://schemas.microsoft.com/office/drawing/2016/5/10/chartex" xmlns:cx5="http://schemas.microsoft.com/office/drawing/2016/5/11/chartex" xmlns:cx6="http://schemas.microsoft.com/office/drawing/2016/5/12/chartex" xmlns:cx7="http://schemas.microsoft.com/office/drawing/2016/5/13/chartex" xmlns:cx8="http://schemas.microsoft.com/office/drawing/2016/5/14/chartex" xmlns:mc="http://schemas.openxmlformats.org/markup-compatibility/2006" xmlns:aink="http://schemas.microsoft.com/office/drawing/2016/ink" xmlns:am3d="http://schemas.microsoft.com/office/drawing/2017/model3d" xmlns:o="urn:schemas-microsoft-com:office:office" xmlns:oel="http://schemas.microsoft.com/office/2019/extlst" xmlns:r="http://schemas.openxmlformats.org/officeDocument/2006/relationships" xmlns:m="http://schemas.openxmlformats.org/officeDocument/2006/math" xmlns:v="urn:schemas-microsoft-com:vml" xmlns:wp14="http://schemas.microsoft.com/office/word/2010/wordprocessingDrawing" xmlns:wp="http://schemas.openxmlformats.org/drawingml/2006/wordprocessingDrawing" xmlns:w10="urn:schemas-microsoft-com:office:word" xmlns:w="http://schemas.openxmlformats.org/wordprocessingml/2006/main" xmlns:w14="http://schemas.microsoft.com/office/word/2010/wordml" xmlns:w15="http://schemas.microsoft.com/office/word/2012/wordml" xmlns:w16cex="http://schemas.microsoft.com/office/word/2018/wordml/cex" xmlns:w16cid="http://schemas.microsoft.com/office/word/2016/wordml/cid" xmlns:w16="http://schemas.microsoft.com/office/word/2018/wordml" xmlns:w16du="http://schemas.microsoft.com/office/word/2023/wordml/word16du" xmlns:w16sdtdh="http://schemas.microsoft.com/office/word/2020/wordml/sdtdatahash" xmlns:w16sdtfl="http://schemas.microsoft.com/office/word/2024/wordml/sdtformatlock" xmlns:w16se="http://schemas.microsoft.com/office/word/2015/wordml/symex" xmlns:wpg="http://schemas.microsoft.com/office/word/2010/wordprocessingGroup" xmlns:wpi="http://schemas.microsoft.com/office/word/2010/wordprocessingInk" xmlns:wne="http://schemas.microsoft.com/office/word/2006/wordml" xmlns:wps="http://schemas.microsoft.com/office/word/2010/wordprocessingShape" mc:Ignorable="w14 w15 w16se w16cid w16 w16cex w16sdtdh w16sdtfl w16du wp14">
+<w:hdr xmlns:wpc="http://schemas.microsoft.com/office/word/2010/wordprocessingCanvas" xmlns:cx="http://schemas.microsoft.com/office/drawing/2014/chartex" xmlns:cx1="http://schemas.microsoft.com/office/drawing/2015/9/8/chartex" xmlns:cx2="http://schemas.microsoft.com/office/drawing/2015/10/21/chartex" xmlns:cx3="http://schemas.microsoft.com/office/drawing/2016/5/9/chartex" xmlns:cx4="http://schemas.microsoft.com/office/drawing/2016/5/10/chartex" xmlns:cx5="http://schemas.microsoft.com/office/drawing/2016/5/11/chartex" xmlns:cx6="http://schemas.microsoft.com/office/drawing/2016/5/12/chartex" xmlns:cx7="http://schemas.microsoft.com/office/drawing/2016/5/13/chartex" xmlns:cx8="http://schemas.microsoft.com/office/drawing/2016/5/14/chartex" xmlns:mc="http://schemas.openxmlformats.org/markup-compatibility/2006" xmlns:aink="http://schemas.microsoft.com/office/drawing/2016/ink" xmlns:am3d="http://schemas.microsoft.com/office/drawing/2017/model3d" xmlns:o="urn:schemas-microsoft-com:office:office" xmlns:oel="http://schemas.microsoft.com/office/2019/extlst" xmlns:r="http://schemas.openxmlformats.org/officeDocument/2006/relationships" xmlns:m="http://schemas.openxmlformats.org/officeDocument/2006/math" xmlns:v="urn:schemas-microsoft-com:vml" xmlns:wp14="http://schemas.microsoft.com/office/word/2010/wordprocessingDrawing" xmlns:wp="http://schemas.openxmlformats.org/drawingml/2006/wordprocessingDrawing" xmlns:w10="urn:schemas-microsoft-com:office:word" xmlns:w="http://schemas.openxmlformats.org/wordprocessingml/2006/main" xmlns:w14="http://schemas.microsoft.com/office/word/2010/wordml" xmlns:w15="http://schemas.microsoft.com/office/word/2012/wordml" xmlns:w16cex="http://schemas.microsoft.com/office/word/2018/wordml/cex" xmlns:w16cid="http://schemas.microsoft.com/office/word/2016/wordml/cid" xmlns:w16="http://schemas.microsoft.com/office/word/2018/wordml" xmlns:w16du="http://schemas.microsoft.com/office/word/2023/wordml/word16du" xmlns:w16sdtdh="http://schemas.microsoft.com/office/word/2020/wordml/sdtdatahash" xmlns:w16se="http://schemas.microsoft.com/office/word/2015/wordml/symex" xmlns:wpg="http://schemas.microsoft.com/office/word/2010/wordprocessingGroup" xmlns:wpi="http://schemas.microsoft.com/office/word/2010/wordprocessingInk" xmlns:wne="http://schemas.microsoft.com/office/word/2006/wordml" xmlns:wps="http://schemas.microsoft.com/office/word/2010/wordprocessingShape" mc:Ignorable="w14 w15 w16se w16cid w16 w16cex w16sdtdh w16du wp14">
   <w:tbl>
     <w:tblPr>
       <w:tblStyle w:val="TableGrid"/>
@@ -3695,7 +3751,7 @@
 </file>
 
 <file path=word/header3.xml><?xml version="1.0" encoding="utf-8"?>
-<w:hdr xmlns:a="http://schemas.openxmlformats.org/drawingml/2006/main" xmlns:pic="http://schemas.openxmlformats.org/drawingml/2006/picture" xmlns:wpc="http://schemas.microsoft.com/office/word/2010/wordprocessingCanvas" xmlns:cx="http://schemas.microsoft.com/office/drawing/2014/chartex" xmlns:cx1="http://schemas.microsoft.com/office/drawing/2015/9/8/chartex" xmlns:cx2="http://schemas.microsoft.com/office/drawing/2015/10/21/chartex" xmlns:cx3="http://schemas.microsoft.com/office/drawing/2016/5/9/chartex" xmlns:cx4="http://schemas.microsoft.com/office/drawing/2016/5/10/chartex" xmlns:cx5="http://schemas.microsoft.com/office/drawing/2016/5/11/chartex" xmlns:cx6="http://schemas.microsoft.com/office/drawing/2016/5/12/chartex" xmlns:cx7="http://schemas.microsoft.com/office/drawing/2016/5/13/chartex" xmlns:cx8="http://schemas.microsoft.com/office/drawing/2016/5/14/chartex" xmlns:mc="http://schemas.openxmlformats.org/markup-compatibility/2006" xmlns:aink="http://schemas.microsoft.com/office/drawing/2016/ink" xmlns:am3d="http://schemas.microsoft.com/office/drawing/2017/model3d" xmlns:o="urn:schemas-microsoft-com:office:office" xmlns:oel="http://schemas.microsoft.com/office/2019/extlst" xmlns:r="http://schemas.openxmlformats.org/officeDocument/2006/relationships" xmlns:m="http://schemas.openxmlformats.org/officeDocument/2006/math" xmlns:v="urn:schemas-microsoft-com:vml" xmlns:wp14="http://schemas.microsoft.com/office/word/2010/wordprocessingDrawing" xmlns:wp="http://schemas.openxmlformats.org/drawingml/2006/wordprocessingDrawing" xmlns:w10="urn:schemas-microsoft-com:office:word" xmlns:w="http://schemas.openxmlformats.org/wordprocessingml/2006/main" xmlns:w14="http://schemas.microsoft.com/office/word/2010/wordml" xmlns:w15="http://schemas.microsoft.com/office/word/2012/wordml" xmlns:w16cex="http://schemas.microsoft.com/office/word/2018/wordml/cex" xmlns:w16cid="http://schemas.microsoft.com/office/word/2016/wordml/cid" xmlns:w16="http://schemas.microsoft.com/office/word/2018/wordml" xmlns:w16du="http://schemas.microsoft.com/office/word/2023/wordml/word16du" xmlns:w16sdtdh="http://schemas.microsoft.com/office/word/2020/wordml/sdtdatahash" xmlns:w16sdtfl="http://schemas.microsoft.com/office/word/2024/wordml/sdtformatlock" xmlns:w16se="http://schemas.microsoft.com/office/word/2015/wordml/symex" xmlns:wpg="http://schemas.microsoft.com/office/word/2010/wordprocessingGroup" xmlns:wpi="http://schemas.microsoft.com/office/word/2010/wordprocessingInk" xmlns:wne="http://schemas.microsoft.com/office/word/2006/wordml" xmlns:wps="http://schemas.microsoft.com/office/word/2010/wordprocessingShape" mc:Ignorable="w14 w15 w16se w16cid w16 w16cex w16sdtdh w16sdtfl w16du wp14">
+<w:hdr xmlns:a="http://schemas.openxmlformats.org/drawingml/2006/main" xmlns:pic="http://schemas.openxmlformats.org/drawingml/2006/picture" xmlns:wpc="http://schemas.microsoft.com/office/word/2010/wordprocessingCanvas" xmlns:cx="http://schemas.microsoft.com/office/drawing/2014/chartex" xmlns:cx1="http://schemas.microsoft.com/office/drawing/2015/9/8/chartex" xmlns:cx2="http://schemas.microsoft.com/office/drawing/2015/10/21/chartex" xmlns:cx3="http://schemas.microsoft.com/office/drawing/2016/5/9/chartex" xmlns:cx4="http://schemas.microsoft.com/office/drawing/2016/5/10/chartex" xmlns:cx5="http://schemas.microsoft.com/office/drawing/2016/5/11/chartex" xmlns:cx6="http://schemas.microsoft.com/office/drawing/2016/5/12/chartex" xmlns:cx7="http://schemas.microsoft.com/office/drawing/2016/5/13/chartex" xmlns:cx8="http://schemas.microsoft.com/office/drawing/2016/5/14/chartex" xmlns:mc="http://schemas.openxmlformats.org/markup-compatibility/2006" xmlns:aink="http://schemas.microsoft.com/office/drawing/2016/ink" xmlns:am3d="http://schemas.microsoft.com/office/drawing/2017/model3d" xmlns:o="urn:schemas-microsoft-com:office:office" xmlns:oel="http://schemas.microsoft.com/office/2019/extlst" xmlns:r="http://schemas.openxmlformats.org/officeDocument/2006/relationships" xmlns:m="http://schemas.openxmlformats.org/officeDocument/2006/math" xmlns:v="urn:schemas-microsoft-com:vml" xmlns:wp14="http://schemas.microsoft.com/office/word/2010/wordprocessingDrawing" xmlns:wp="http://schemas.openxmlformats.org/drawingml/2006/wordprocessingDrawing" xmlns:w10="urn:schemas-microsoft-com:office:word" xmlns:w="http://schemas.openxmlformats.org/wordprocessingml/2006/main" xmlns:w14="http://schemas.microsoft.com/office/word/2010/wordml" xmlns:w15="http://schemas.microsoft.com/office/word/2012/wordml" xmlns:w16cex="http://schemas.microsoft.com/office/word/2018/wordml/cex" xmlns:w16cid="http://schemas.microsoft.com/office/word/2016/wordml/cid" xmlns:w16="http://schemas.microsoft.com/office/word/2018/wordml" xmlns:w16du="http://schemas.microsoft.com/office/word/2023/wordml/word16du" xmlns:w16sdtdh="http://schemas.microsoft.com/office/word/2020/wordml/sdtdatahash" xmlns:w16se="http://schemas.microsoft.com/office/word/2015/wordml/symex" xmlns:wpg="http://schemas.microsoft.com/office/word/2010/wordprocessingGroup" xmlns:wpi="http://schemas.microsoft.com/office/word/2010/wordprocessingInk" xmlns:wne="http://schemas.microsoft.com/office/word/2006/wordml" xmlns:wps="http://schemas.microsoft.com/office/word/2010/wordprocessingShape" mc:Ignorable="w14 w15 w16se w16cid w16 w16cex w16sdtdh w16du wp14">
   <w:tbl>
     <w:tblPr>
       <w:tblStyle w:val="TableGrid"/>
@@ -3990,7 +4046,7 @@
 </file>
 
 <file path=word/styles.xml><?xml version="1.0" encoding="utf-8"?>
-<w:styles xmlns:mc="http://schemas.openxmlformats.org/markup-compatibility/2006" xmlns:r="http://schemas.openxmlformats.org/officeDocument/2006/relationships" xmlns:w="http://schemas.openxmlformats.org/wordprocessingml/2006/main" xmlns:w14="http://schemas.microsoft.com/office/word/2010/wordml" xmlns:w15="http://schemas.microsoft.com/office/word/2012/wordml" xmlns:w16cex="http://schemas.microsoft.com/office/word/2018/wordml/cex" xmlns:w16cid="http://schemas.microsoft.com/office/word/2016/wordml/cid" xmlns:w16="http://schemas.microsoft.com/office/word/2018/wordml" xmlns:w16du="http://schemas.microsoft.com/office/word/2023/wordml/word16du" xmlns:w16sdtdh="http://schemas.microsoft.com/office/word/2020/wordml/sdtdatahash" xmlns:w16sdtfl="http://schemas.microsoft.com/office/word/2024/wordml/sdtformatlock" xmlns:w16se="http://schemas.microsoft.com/office/word/2015/wordml/symex" mc:Ignorable="w14 w15 w16se w16cid w16 w16cex w16sdtdh w16sdtfl w16du">
+<w:styles xmlns:mc="http://schemas.openxmlformats.org/markup-compatibility/2006" xmlns:r="http://schemas.openxmlformats.org/officeDocument/2006/relationships" xmlns:w="http://schemas.openxmlformats.org/wordprocessingml/2006/main" xmlns:w14="http://schemas.microsoft.com/office/word/2010/wordml" xmlns:w15="http://schemas.microsoft.com/office/word/2012/wordml" xmlns:w16cex="http://schemas.microsoft.com/office/word/2018/wordml/cex" xmlns:w16cid="http://schemas.microsoft.com/office/word/2016/wordml/cid" xmlns:w16="http://schemas.microsoft.com/office/word/2018/wordml" xmlns:w16du="http://schemas.microsoft.com/office/word/2023/wordml/word16du" xmlns:w16sdtdh="http://schemas.microsoft.com/office/word/2020/wordml/sdtdatahash" xmlns:w16se="http://schemas.microsoft.com/office/word/2015/wordml/symex" mc:Ignorable="w14 w15 w16se w16cid w16 w16cex w16sdtdh w16du">
   <w:docDefaults>
     <w:rPrDefault>
       <w:rPr>
@@ -4703,7 +4759,7 @@
     <w:basedOn w:val="Normal"/>
     <w:link w:val="RightAllignedChar"/>
     <w:qFormat/>
-    <w:rsid w:val="004D1567"/>
+    <w:rsid w:val="003E271D"/>
     <w:pPr>
       <w:spacing w:after="0"/>
       <w:jc w:val="right"/>
@@ -4711,6 +4767,7 @@
     <w:rPr>
       <w:rFonts w:ascii="Segoe UI" w:eastAsiaTheme="minorEastAsia" w:hAnsi="Segoe UI" w:cs="Segoe UI"/>
       <w:iCs/>
+      <w:sz w:val="16"/>
       <w:szCs w:val="14"/>
     </w:rPr>
   </w:style>
@@ -4718,10 +4775,11 @@
     <w:name w:val="RightAlligned Char"/>
     <w:basedOn w:val="DefaultParagraphFont"/>
     <w:link w:val="RightAlligned"/>
-    <w:rsid w:val="004D1567"/>
+    <w:rsid w:val="003E271D"/>
     <w:rPr>
       <w:rFonts w:ascii="Segoe UI" w:eastAsiaTheme="minorEastAsia" w:hAnsi="Segoe UI" w:cs="Segoe UI"/>
       <w:iCs/>
+      <w:sz w:val="16"/>
       <w:szCs w:val="14"/>
     </w:rPr>
   </w:style>
@@ -4729,7 +4787,7 @@
 </file>
 
 <file path=word/glossary/document.xml><?xml version="1.0" encoding="utf-8"?>
-<w:glossaryDocument xmlns:wpc="http://schemas.microsoft.com/office/word/2010/wordprocessingCanvas" xmlns:cx="http://schemas.microsoft.com/office/drawing/2014/chartex" xmlns:cx1="http://schemas.microsoft.com/office/drawing/2015/9/8/chartex" xmlns:cx2="http://schemas.microsoft.com/office/drawing/2015/10/21/chartex" xmlns:cx3="http://schemas.microsoft.com/office/drawing/2016/5/9/chartex" xmlns:cx4="http://schemas.microsoft.com/office/drawing/2016/5/10/chartex" xmlns:cx5="http://schemas.microsoft.com/office/drawing/2016/5/11/chartex" xmlns:cx6="http://schemas.microsoft.com/office/drawing/2016/5/12/chartex" xmlns:cx7="http://schemas.microsoft.com/office/drawing/2016/5/13/chartex" xmlns:cx8="http://schemas.microsoft.com/office/drawing/2016/5/14/chartex" xmlns:mc="http://schemas.openxmlformats.org/markup-compatibility/2006" xmlns:aink="http://schemas.microsoft.com/office/drawing/2016/ink" xmlns:am3d="http://schemas.microsoft.com/office/drawing/2017/model3d" xmlns:o="urn:schemas-microsoft-com:office:office" xmlns:oel="http://schemas.microsoft.com/office/2019/extlst" xmlns:r="http://schemas.openxmlformats.org/officeDocument/2006/relationships" xmlns:m="http://schemas.openxmlformats.org/officeDocument/2006/math" xmlns:v="urn:schemas-microsoft-com:vml" xmlns:wp14="http://schemas.microsoft.com/office/word/2010/wordprocessingDrawing" xmlns:wp="http://schemas.openxmlformats.org/drawingml/2006/wordprocessingDrawing" xmlns:w10="urn:schemas-microsoft-com:office:word" xmlns:w="http://schemas.openxmlformats.org/wordprocessingml/2006/main" xmlns:w14="http://schemas.microsoft.com/office/word/2010/wordml" xmlns:w15="http://schemas.microsoft.com/office/word/2012/wordml" xmlns:w16cex="http://schemas.microsoft.com/office/word/2018/wordml/cex" xmlns:w16cid="http://schemas.microsoft.com/office/word/2016/wordml/cid" xmlns:w16="http://schemas.microsoft.com/office/word/2018/wordml" xmlns:w16du="http://schemas.microsoft.com/office/word/2023/wordml/word16du" xmlns:w16sdtdh="http://schemas.microsoft.com/office/word/2020/wordml/sdtdatahash" xmlns:w16sdtfl="http://schemas.microsoft.com/office/word/2024/wordml/sdtformatlock" xmlns:w16se="http://schemas.microsoft.com/office/word/2015/wordml/symex" xmlns:wpg="http://schemas.microsoft.com/office/word/2010/wordprocessingGroup" xmlns:wpi="http://schemas.microsoft.com/office/word/2010/wordprocessingInk" xmlns:wne="http://schemas.microsoft.com/office/word/2006/wordml" xmlns:wps="http://schemas.microsoft.com/office/word/2010/wordprocessingShape" mc:Ignorable="w14 w15 w16se w16cid w16 w16cex w16sdtdh w16sdtfl w16du wp14">
+<w:glossaryDocument xmlns:wpc="http://schemas.microsoft.com/office/word/2010/wordprocessingCanvas" xmlns:cx="http://schemas.microsoft.com/office/drawing/2014/chartex" xmlns:cx1="http://schemas.microsoft.com/office/drawing/2015/9/8/chartex" xmlns:cx2="http://schemas.microsoft.com/office/drawing/2015/10/21/chartex" xmlns:cx3="http://schemas.microsoft.com/office/drawing/2016/5/9/chartex" xmlns:cx4="http://schemas.microsoft.com/office/drawing/2016/5/10/chartex" xmlns:cx5="http://schemas.microsoft.com/office/drawing/2016/5/11/chartex" xmlns:cx6="http://schemas.microsoft.com/office/drawing/2016/5/12/chartex" xmlns:cx7="http://schemas.microsoft.com/office/drawing/2016/5/13/chartex" xmlns:cx8="http://schemas.microsoft.com/office/drawing/2016/5/14/chartex" xmlns:mc="http://schemas.openxmlformats.org/markup-compatibility/2006" xmlns:aink="http://schemas.microsoft.com/office/drawing/2016/ink" xmlns:am3d="http://schemas.microsoft.com/office/drawing/2017/model3d" xmlns:o="urn:schemas-microsoft-com:office:office" xmlns:oel="http://schemas.microsoft.com/office/2019/extlst" xmlns:r="http://schemas.openxmlformats.org/officeDocument/2006/relationships" xmlns:m="http://schemas.openxmlformats.org/officeDocument/2006/math" xmlns:v="urn:schemas-microsoft-com:vml" xmlns:wp14="http://schemas.microsoft.com/office/word/2010/wordprocessingDrawing" xmlns:wp="http://schemas.openxmlformats.org/drawingml/2006/wordprocessingDrawing" xmlns:w10="urn:schemas-microsoft-com:office:word" xmlns:w="http://schemas.openxmlformats.org/wordprocessingml/2006/main" xmlns:w14="http://schemas.microsoft.com/office/word/2010/wordml" xmlns:w15="http://schemas.microsoft.com/office/word/2012/wordml" xmlns:w16cex="http://schemas.microsoft.com/office/word/2018/wordml/cex" xmlns:w16cid="http://schemas.microsoft.com/office/word/2016/wordml/cid" xmlns:w16="http://schemas.microsoft.com/office/word/2018/wordml" xmlns:w16du="http://schemas.microsoft.com/office/word/2023/wordml/word16du" xmlns:w16sdtdh="http://schemas.microsoft.com/office/word/2020/wordml/sdtdatahash" xmlns:w16se="http://schemas.microsoft.com/office/word/2015/wordml/symex" xmlns:wpg="http://schemas.microsoft.com/office/word/2010/wordprocessingGroup" xmlns:wpi="http://schemas.microsoft.com/office/word/2010/wordprocessingInk" xmlns:wne="http://schemas.microsoft.com/office/word/2006/wordml" xmlns:wps="http://schemas.microsoft.com/office/word/2010/wordprocessingShape" mc:Ignorable="w14 w15 w16se w16cid w16 w16cex w16sdtdh w16du wp14">
   <w:docParts>
     <w:docPart>
       <w:docPartPr>
@@ -5829,7 +5887,7 @@
 </file>
 
 <file path=word/glossary/fontTable.xml><?xml version="1.0" encoding="utf-8"?>
-<w:fonts xmlns:mc="http://schemas.openxmlformats.org/markup-compatibility/2006" xmlns:r="http://schemas.openxmlformats.org/officeDocument/2006/relationships" xmlns:w="http://schemas.openxmlformats.org/wordprocessingml/2006/main" xmlns:w14="http://schemas.microsoft.com/office/word/2010/wordml" xmlns:w15="http://schemas.microsoft.com/office/word/2012/wordml" xmlns:w16cex="http://schemas.microsoft.com/office/word/2018/wordml/cex" xmlns:w16cid="http://schemas.microsoft.com/office/word/2016/wordml/cid" xmlns:w16="http://schemas.microsoft.com/office/word/2018/wordml" xmlns:w16du="http://schemas.microsoft.com/office/word/2023/wordml/word16du" xmlns:w16sdtdh="http://schemas.microsoft.com/office/word/2020/wordml/sdtdatahash" xmlns:w16sdtfl="http://schemas.microsoft.com/office/word/2024/wordml/sdtformatlock" xmlns:w16se="http://schemas.microsoft.com/office/word/2015/wordml/symex" mc:Ignorable="w14 w15 w16se w16cid w16 w16cex w16sdtdh w16sdtfl w16du">
+<w:fonts xmlns:mc="http://schemas.openxmlformats.org/markup-compatibility/2006" xmlns:r="http://schemas.openxmlformats.org/officeDocument/2006/relationships" xmlns:w="http://schemas.openxmlformats.org/wordprocessingml/2006/main" xmlns:w14="http://schemas.microsoft.com/office/word/2010/wordml" xmlns:w15="http://schemas.microsoft.com/office/word/2012/wordml" xmlns:w16cex="http://schemas.microsoft.com/office/word/2018/wordml/cex" xmlns:w16cid="http://schemas.microsoft.com/office/word/2016/wordml/cid" xmlns:w16="http://schemas.microsoft.com/office/word/2018/wordml" xmlns:w16du="http://schemas.microsoft.com/office/word/2023/wordml/word16du" xmlns:w16sdtdh="http://schemas.microsoft.com/office/word/2020/wordml/sdtdatahash" xmlns:w16se="http://schemas.microsoft.com/office/word/2015/wordml/symex" mc:Ignorable="w14 w15 w16se w16cid w16 w16cex w16sdtdh w16du">
   <w:font w:name="Calibri">
     <w:panose1 w:val="020F0502020204030204"/>
     <w:charset w:val="00"/>
@@ -5874,7 +5932,7 @@
 </file>
 
 <file path=word/glossary/settings.xml><?xml version="1.0" encoding="utf-8"?>
-<w:settings xmlns:mc="http://schemas.openxmlformats.org/markup-compatibility/2006" xmlns:o="urn:schemas-microsoft-com:office:office" xmlns:r="http://schemas.openxmlformats.org/officeDocument/2006/relationships" xmlns:m="http://schemas.openxmlformats.org/officeDocument/2006/math" xmlns:v="urn:schemas-microsoft-com:vml" xmlns:w10="urn:schemas-microsoft-com:office:word" xmlns:w="http://schemas.openxmlformats.org/wordprocessingml/2006/main" xmlns:w14="http://schemas.microsoft.com/office/word/2010/wordml" xmlns:w15="http://schemas.microsoft.com/office/word/2012/wordml" xmlns:w16cex="http://schemas.microsoft.com/office/word/2018/wordml/cex" xmlns:w16cid="http://schemas.microsoft.com/office/word/2016/wordml/cid" xmlns:w16="http://schemas.microsoft.com/office/word/2018/wordml" xmlns:w16du="http://schemas.microsoft.com/office/word/2023/wordml/word16du" xmlns:w16sdtdh="http://schemas.microsoft.com/office/word/2020/wordml/sdtdatahash" xmlns:w16sdtfl="http://schemas.microsoft.com/office/word/2024/wordml/sdtformatlock" xmlns:w16se="http://schemas.microsoft.com/office/word/2015/wordml/symex" xmlns:sl="http://schemas.openxmlformats.org/schemaLibrary/2006/main" mc:Ignorable="w14 w15 w16se w16cid w16 w16cex w16sdtdh w16sdtfl w16du">
+<w:settings xmlns:mc="http://schemas.openxmlformats.org/markup-compatibility/2006" xmlns:o="urn:schemas-microsoft-com:office:office" xmlns:r="http://schemas.openxmlformats.org/officeDocument/2006/relationships" xmlns:m="http://schemas.openxmlformats.org/officeDocument/2006/math" xmlns:v="urn:schemas-microsoft-com:vml" xmlns:w10="urn:schemas-microsoft-com:office:word" xmlns:w="http://schemas.openxmlformats.org/wordprocessingml/2006/main" xmlns:w14="http://schemas.microsoft.com/office/word/2010/wordml" xmlns:w15="http://schemas.microsoft.com/office/word/2012/wordml" xmlns:w16cex="http://schemas.microsoft.com/office/word/2018/wordml/cex" xmlns:w16cid="http://schemas.microsoft.com/office/word/2016/wordml/cid" xmlns:w16="http://schemas.microsoft.com/office/word/2018/wordml" xmlns:w16du="http://schemas.microsoft.com/office/word/2023/wordml/word16du" xmlns:w16sdtdh="http://schemas.microsoft.com/office/word/2020/wordml/sdtdatahash" xmlns:w16se="http://schemas.microsoft.com/office/word/2015/wordml/symex" xmlns:sl="http://schemas.openxmlformats.org/schemaLibrary/2006/main" mc:Ignorable="w14 w15 w16se w16cid w16 w16cex w16sdtdh w16du">
   <w:view w:val="normal"/>
   <w:defaultTabStop w:val="720"/>
   <w:hyphenationZone w:val="425"/>
@@ -5891,8 +5949,6 @@
   <w:rsids>
     <w:rsidRoot w:val="007F0EB0"/>
     <w:rsid w:val="00002DF1"/>
-    <w:rsid w:val="000208D4"/>
-    <w:rsid w:val="00081F86"/>
     <w:rsid w:val="001132EC"/>
     <w:rsid w:val="002A00F8"/>
     <w:rsid w:val="003370D1"/>
@@ -5903,14 +5959,10 @@
     <w:rsid w:val="007F0EB0"/>
     <w:rsid w:val="008139A2"/>
     <w:rsid w:val="008506F4"/>
-    <w:rsid w:val="008934BE"/>
-    <w:rsid w:val="008D0B46"/>
     <w:rsid w:val="009C6265"/>
-    <w:rsid w:val="00A27BF5"/>
     <w:rsid w:val="00AA4803"/>
     <w:rsid w:val="00C74079"/>
     <w:rsid w:val="00D67D5F"/>
-    <w:rsid w:val="00DD094A"/>
     <w:rsid w:val="00E30D56"/>
     <w:rsid w:val="00E7673F"/>
     <w:rsid w:val="00ED68E7"/>
@@ -5942,7 +5994,7 @@
 </file>
 
 <file path=word/glossary/styles.xml><?xml version="1.0" encoding="utf-8"?>
-<w:styles xmlns:mc="http://schemas.openxmlformats.org/markup-compatibility/2006" xmlns:r="http://schemas.openxmlformats.org/officeDocument/2006/relationships" xmlns:w="http://schemas.openxmlformats.org/wordprocessingml/2006/main" xmlns:w14="http://schemas.microsoft.com/office/word/2010/wordml" xmlns:w15="http://schemas.microsoft.com/office/word/2012/wordml" xmlns:w16cex="http://schemas.microsoft.com/office/word/2018/wordml/cex" xmlns:w16cid="http://schemas.microsoft.com/office/word/2016/wordml/cid" xmlns:w16="http://schemas.microsoft.com/office/word/2018/wordml" xmlns:w16du="http://schemas.microsoft.com/office/word/2023/wordml/word16du" xmlns:w16sdtdh="http://schemas.microsoft.com/office/word/2020/wordml/sdtdatahash" xmlns:w16sdtfl="http://schemas.microsoft.com/office/word/2024/wordml/sdtformatlock" xmlns:w16se="http://schemas.microsoft.com/office/word/2015/wordml/symex" mc:Ignorable="w14 w15 w16se w16cid w16 w16cex w16sdtdh w16sdtfl w16du">
+<w:styles xmlns:mc="http://schemas.openxmlformats.org/markup-compatibility/2006" xmlns:r="http://schemas.openxmlformats.org/officeDocument/2006/relationships" xmlns:w="http://schemas.openxmlformats.org/wordprocessingml/2006/main" xmlns:w14="http://schemas.microsoft.com/office/word/2010/wordml" xmlns:w15="http://schemas.microsoft.com/office/word/2012/wordml" xmlns:w16cex="http://schemas.microsoft.com/office/word/2018/wordml/cex" xmlns:w16cid="http://schemas.microsoft.com/office/word/2016/wordml/cid" xmlns:w16="http://schemas.microsoft.com/office/word/2018/wordml" xmlns:w16du="http://schemas.microsoft.com/office/word/2023/wordml/word16du" xmlns:w16sdtdh="http://schemas.microsoft.com/office/word/2020/wordml/sdtdatahash" xmlns:w16se="http://schemas.microsoft.com/office/word/2015/wordml/symex" mc:Ignorable="w14 w15 w16se w16cid w16 w16cex w16sdtdh w16du">
   <w:docDefaults>
     <w:rPrDefault>
       <w:rPr>
@@ -6844,7 +6896,7 @@
 </file>
 
 <file path=word/glossary/webSettings.xml><?xml version="1.0" encoding="utf-8"?>
-<w:webSettings xmlns:mc="http://schemas.openxmlformats.org/markup-compatibility/2006" xmlns:r="http://schemas.openxmlformats.org/officeDocument/2006/relationships" xmlns:w="http://schemas.openxmlformats.org/wordprocessingml/2006/main" xmlns:w14="http://schemas.microsoft.com/office/word/2010/wordml" xmlns:w15="http://schemas.microsoft.com/office/word/2012/wordml" xmlns:w16cex="http://schemas.microsoft.com/office/word/2018/wordml/cex" xmlns:w16cid="http://schemas.microsoft.com/office/word/2016/wordml/cid" xmlns:w16="http://schemas.microsoft.com/office/word/2018/wordml" xmlns:w16du="http://schemas.microsoft.com/office/word/2023/wordml/word16du" xmlns:w16sdtdh="http://schemas.microsoft.com/office/word/2020/wordml/sdtdatahash" xmlns:w16sdtfl="http://schemas.microsoft.com/office/word/2024/wordml/sdtformatlock" xmlns:w16se="http://schemas.microsoft.com/office/word/2015/wordml/symex" mc:Ignorable="w14 w15 w16se w16cid w16 w16cex w16sdtdh w16sdtfl w16du">
+<w:webSettings xmlns:mc="http://schemas.openxmlformats.org/markup-compatibility/2006" xmlns:r="http://schemas.openxmlformats.org/officeDocument/2006/relationships" xmlns:w="http://schemas.openxmlformats.org/wordprocessingml/2006/main" xmlns:w14="http://schemas.microsoft.com/office/word/2010/wordml" xmlns:w15="http://schemas.microsoft.com/office/word/2012/wordml" xmlns:w16cex="http://schemas.microsoft.com/office/word/2018/wordml/cex" xmlns:w16cid="http://schemas.microsoft.com/office/word/2016/wordml/cid" xmlns:w16="http://schemas.microsoft.com/office/word/2018/wordml" xmlns:w16du="http://schemas.microsoft.com/office/word/2023/wordml/word16du" xmlns:w16sdtdh="http://schemas.microsoft.com/office/word/2020/wordml/sdtdatahash" xmlns:w16se="http://schemas.microsoft.com/office/word/2015/wordml/symex" mc:Ignorable="w14 w15 w16se w16cid w16 w16cex w16sdtdh w16du">
   <w:optimizeForBrowser/>
   <w:allowPNG/>
 </w:webSettings>
@@ -7111,7 +7163,13 @@
 </a:theme>
 </file>
 
-<file path=customXml/item1.xml>��< ? x m l   v e r s i o n = " 1 . 0 "   e n c o d i n g = " u t f - 1 6 " ? > < N a v W o r d R e p o r t X m l P a r t   x m l n s = " u r n : m i c r o s o f t - d y n a m i c s - n a v / r e p o r t s / S t a n d a r d _ S a l e s _ Q u o t e / 1 3 0 4 / " > +<file path=customXml/item1.xml><?xml version="1.0" encoding="utf-8"?>
+<b:Sources xmlns:b="http://schemas.openxmlformats.org/officeDocument/2006/bibliography" xmlns="http://schemas.openxmlformats.org/officeDocument/2006/bibliography" SelectedStyle="\APASixthEditionOfficeOnline.xsl" StyleName="APA" Version="6"/>
+</file>
+
+<file path=customXml/item2.xml>��< ? x m l   v e r s i o n = " 1 . 0 "   e n c o d i n g = " u t f - 1 6 " ? > + 
+ < N a v W o r d R e p o r t X m l P a r t   x m l n s = " u r n : m i c r o s o f t - d y n a m i c s - n a v / r e p o r t s / S t a n d a r d _ S a l e s _ Q u o t e / 1 3 0 4 / " >   
      < B C R e p o r t I n f o r m a t i o n >   
@@ -7674,22 +7732,18 @@
  < / N a v W o r d R e p o r t X m l P a r t > 
 </file>
 
-<file path=customXml/item2.xml><?xml version="1.0" encoding="utf-8"?>
-<b:Sources xmlns:b="http://schemas.openxmlformats.org/officeDocument/2006/bibliography" xmlns="http://schemas.openxmlformats.org/officeDocument/2006/bibliography" SelectedStyle="\APASixthEditionOfficeOnline.xsl" StyleName="APA" Version="6"/>
+<file path=customXml/itemProps1.xml><?xml version="1.0" encoding="utf-8"?>
+<ds:datastoreItem xmlns:ds="http://schemas.openxmlformats.org/officeDocument/2006/customXml" ds:itemID="{3EBEDDB3-1D20-4BD8-91F3-BAB95850C3CF}">
+  <ds:schemaRefs>
+    <ds:schemaRef ds:uri="http://schemas.openxmlformats.org/officeDocument/2006/bibliography"/>
+  </ds:schemaRefs>
+</ds:datastoreItem>
 </file>
 
-<file path=customXml/itemProps1.xml><?xml version="1.0" encoding="utf-8"?>
+<file path=customXml/itemProps2.xml><?xml version="1.0" encoding="utf-8"?>
 <ds:datastoreItem xmlns:ds="http://schemas.openxmlformats.org/officeDocument/2006/customXml" ds:itemID="{10F32A25-0764-41A6-AA55-EE249EC4B40C}">
   <ds:schemaRefs>
     <ds:schemaRef ds:uri="urn:microsoft-dynamics-nav/reports/Standard_Sales_Quote/1304/"/>
   </ds:schemaRefs>
 </ds:datastoreItem>
-</file>
-
-<file path=customXml/itemProps2.xml><?xml version="1.0" encoding="utf-8"?>
-<ds:datastoreItem xmlns:ds="http://schemas.openxmlformats.org/officeDocument/2006/customXml" ds:itemID="{3EBEDDB3-1D20-4BD8-91F3-BAB95850C3CF}">
-  <ds:schemaRefs>
-    <ds:schemaRef ds:uri="http://schemas.openxmlformats.org/officeDocument/2006/bibliography"/>
-  </ds:schemaRefs>
-</ds:datastoreItem>
 </file>